--- a/Documentos Base/Sprint 8 documentacion/Sprint_08_Retrospectiva_ICARO_V2.docx
+++ b/Documentos Base/Sprint 8 documentacion/Sprint_08_Retrospectiva_ICARO_V2.docx
@@ -213,15 +213,7 @@
                 <w:color w:val="000000"/>
                 <w:sz w:val="20"/>
               </w:rPr>
-              <w:t>06</w:t>
-            </w:r>
-            <w:r>
-              <w:rPr>
-                <w:rFonts w:ascii="Calibri" w:hAnsi="Calibri"/>
-                <w:color w:val="000000"/>
-                <w:sz w:val="20"/>
-              </w:rPr>
-              <w:t>/06/2026</w:t>
+              <w:t>06/06/2026</w:t>
             </w:r>
           </w:p>
         </w:tc>
@@ -1057,68 +1049,80 @@
         <w:tblLook w:val="04A0" w:firstRow="1" w:lastRow="0" w:firstColumn="1" w:lastColumn="0" w:noHBand="0" w:noVBand="1"/>
       </w:tblPr>
       <w:tblGrid>
-        <w:gridCol w:w="3135"/>
-        <w:gridCol w:w="3135"/>
-        <w:gridCol w:w="3135"/>
+        <w:gridCol w:w="3936"/>
+        <w:gridCol w:w="1296"/>
+        <w:gridCol w:w="4390"/>
       </w:tblGrid>
       <w:tr>
         <w:tc>
           <w:tcPr>
-            <w:tcW w:w="3135" w:type="dxa"/>
+            <w:tcW w:w="3936" w:type="dxa"/>
             <w:shd w:val="clear" w:color="auto" w:fill="1F3864"/>
           </w:tcPr>
           <w:p>
             <w:pPr>
               <w:jc w:val="center"/>
-            </w:pPr>
-            <w:r>
-              <w:rPr>
-                <w:rFonts w:ascii="Calibri" w:hAnsi="Calibri"/>
+              <w:rPr>
+                <w:rFonts w:asciiTheme="majorHAnsi" w:hAnsiTheme="majorHAnsi" w:cstheme="majorHAnsi"/>
+              </w:rPr>
+            </w:pPr>
+            <w:r>
+              <w:rPr>
+                <w:rFonts w:asciiTheme="majorHAnsi" w:hAnsiTheme="majorHAnsi" w:cstheme="majorHAnsi"/>
                 <w:b/>
                 <w:color w:val="FFFFFF"/>
                 <w:sz w:val="18"/>
               </w:rPr>
-              <w:t>N°</w:t>
-            </w:r>
-          </w:p>
-        </w:tc>
-        <w:tc>
-          <w:tcPr>
-            <w:tcW w:w="3135" w:type="dxa"/>
+              <w:t>Criterio de Completitud</w:t>
+            </w:r>
+          </w:p>
+        </w:tc>
+        <w:tc>
+          <w:tcPr>
+            <w:tcW w:w="1296" w:type="dxa"/>
             <w:shd w:val="clear" w:color="auto" w:fill="1F3864"/>
           </w:tcPr>
           <w:p>
             <w:pPr>
               <w:jc w:val="center"/>
-            </w:pPr>
-            <w:r>
-              <w:rPr>
-                <w:rFonts w:ascii="Calibri" w:hAnsi="Calibri"/>
+              <w:rPr>
+                <w:rFonts w:asciiTheme="majorHAnsi" w:hAnsiTheme="majorHAnsi" w:cstheme="majorHAnsi"/>
+              </w:rPr>
+            </w:pPr>
+            <w:r>
+              <w:rPr>
+                <w:rFonts w:asciiTheme="majorHAnsi" w:hAnsiTheme="majorHAnsi" w:cstheme="majorHAnsi"/>
                 <w:b/>
                 <w:color w:val="FFFFFF"/>
                 <w:sz w:val="18"/>
               </w:rPr>
-              <w:t>Criterio de Aceptación (DoD)</w:t>
-            </w:r>
-          </w:p>
-        </w:tc>
-        <w:tc>
-          <w:tcPr>
-            <w:tcW w:w="3135" w:type="dxa"/>
+              <w:t>Cumplido</w:t>
+            </w:r>
+          </w:p>
+        </w:tc>
+        <w:tc>
+          <w:tcPr>
+            <w:tcW w:w="4390" w:type="dxa"/>
             <w:shd w:val="clear" w:color="auto" w:fill="1F3864"/>
           </w:tcPr>
           <w:p>
             <w:pPr>
               <w:jc w:val="center"/>
-            </w:pPr>
-            <w:r>
-              <w:rPr>
-                <w:rFonts w:ascii="Calibri" w:hAnsi="Calibri"/>
+              <w:rPr>
+                <w:rFonts w:asciiTheme="majorHAnsi" w:hAnsiTheme="majorHAnsi" w:cstheme="majorHAnsi"/>
                 <w:b/>
                 <w:color w:val="FFFFFF"/>
                 <w:sz w:val="18"/>
               </w:rPr>
-              <w:t>Estado</w:t>
+            </w:pPr>
+            <w:r>
+              <w:rPr>
+                <w:rFonts w:asciiTheme="majorHAnsi" w:hAnsiTheme="majorHAnsi" w:cstheme="majorHAnsi"/>
+                <w:b/>
+                <w:color w:val="FFFFFF"/>
+                <w:sz w:val="18"/>
+              </w:rPr>
+              <w:t>Observación</w:t>
             </w:r>
           </w:p>
         </w:tc>
@@ -1126,74 +1130,94 @@
       <w:tr>
         <w:tc>
           <w:tcPr>
-            <w:tcW w:w="3135" w:type="dxa"/>
+            <w:tcW w:w="3936" w:type="dxa"/>
             <w:shd w:val="clear" w:color="auto" w:fill="F2F2F2"/>
+            <w:vAlign w:val="center"/>
           </w:tcPr>
           <w:p>
             <w:pPr>
               <w:jc w:val="center"/>
-            </w:pPr>
-            <w:r>
-              <w:rPr>
-                <w:rFonts w:ascii="Calibri" w:hAnsi="Calibri"/>
-                <w:color w:val="000000"/>
-                <w:sz w:val="18"/>
-              </w:rPr>
-              <w:t>1</w:t>
-            </w:r>
-          </w:p>
-        </w:tc>
-        <w:tc>
-          <w:tcPr>
-            <w:tcW w:w="3135" w:type="dxa"/>
-            <w:shd w:val="clear" w:color="auto" w:fill="F2F2F2"/>
-          </w:tcPr>
-          <w:p>
-            <w:r>
-              <w:rPr>
-                <w:rFonts w:ascii="Calibri" w:hAnsi="Calibri"/>
-                <w:color w:val="000000"/>
-                <w:sz w:val="18"/>
-              </w:rPr>
-              <w:t>POST .../</w:t>
+              <w:rPr>
+                <w:rFonts w:asciiTheme="majorHAnsi" w:hAnsiTheme="majorHAnsi" w:cstheme="majorHAnsi"/>
+              </w:rPr>
+            </w:pPr>
+            <w:r>
+              <w:rPr>
+                <w:rFonts w:asciiTheme="majorHAnsi" w:hAnsiTheme="majorHAnsi" w:cstheme="majorHAnsi"/>
+              </w:rPr>
+              <w:t>POST /</w:t>
             </w:r>
             <w:proofErr w:type="spellStart"/>
             <w:r>
               <w:rPr>
-                <w:rFonts w:ascii="Calibri" w:hAnsi="Calibri"/>
-                <w:color w:val="000000"/>
-                <w:sz w:val="18"/>
+                <w:rFonts w:asciiTheme="majorHAnsi" w:hAnsiTheme="majorHAnsi" w:cstheme="majorHAnsi"/>
               </w:rPr>
               <w:t>recepcionar</w:t>
             </w:r>
             <w:proofErr w:type="spellEnd"/>
             <w:r>
               <w:rPr>
-                <w:rFonts w:ascii="Calibri" w:hAnsi="Calibri"/>
-                <w:color w:val="000000"/>
-                <w:sz w:val="18"/>
-              </w:rPr>
-              <w:t xml:space="preserve"> implementado con RBAC canWrite (Admin y Bodeguero únicamente). Residente y Presidente reciben 403.</w:t>
-            </w:r>
-          </w:p>
-        </w:tc>
-        <w:tc>
-          <w:tcPr>
-            <w:tcW w:w="3135" w:type="dxa"/>
+                <w:rFonts w:asciiTheme="majorHAnsi" w:hAnsiTheme="majorHAnsi" w:cstheme="majorHAnsi"/>
+              </w:rPr>
+              <w:t xml:space="preserve"> implementado con RBAC canWrite, permitiendo recepción únicamente a Admin y Bodeguero.</w:t>
+            </w:r>
+          </w:p>
+        </w:tc>
+        <w:tc>
+          <w:tcPr>
+            <w:tcW w:w="1296" w:type="dxa"/>
             <w:shd w:val="clear" w:color="auto" w:fill="E2EFDA"/>
+            <w:vAlign w:val="center"/>
           </w:tcPr>
           <w:p>
             <w:pPr>
               <w:jc w:val="center"/>
-            </w:pPr>
-            <w:r>
-              <w:rPr>
-                <w:rFonts w:ascii="Calibri" w:hAnsi="Calibri"/>
+              <w:rPr>
+                <w:rFonts w:asciiTheme="majorHAnsi" w:hAnsiTheme="majorHAnsi" w:cstheme="majorHAnsi"/>
+              </w:rPr>
+            </w:pPr>
+            <w:r>
+              <w:rPr>
+                <w:rFonts w:asciiTheme="majorHAnsi" w:hAnsiTheme="majorHAnsi" w:cstheme="majorHAnsi"/>
+              </w:rPr>
+              <w:t>Sí</w:t>
+            </w:r>
+          </w:p>
+        </w:tc>
+        <w:tc>
+          <w:tcPr>
+            <w:tcW w:w="4390" w:type="dxa"/>
+            <w:vAlign w:val="center"/>
+          </w:tcPr>
+          <w:p>
+            <w:pPr>
+              <w:jc w:val="center"/>
+              <w:rPr>
+                <w:rFonts w:asciiTheme="majorHAnsi" w:hAnsiTheme="majorHAnsi" w:cstheme="majorHAnsi"/>
                 <w:b/>
                 <w:color w:val="000000"/>
                 <w:sz w:val="18"/>
               </w:rPr>
-              <w:t>✔ Cumplido</w:t>
+            </w:pPr>
+            <w:r>
+              <w:rPr>
+                <w:rFonts w:asciiTheme="majorHAnsi" w:hAnsiTheme="majorHAnsi" w:cstheme="majorHAnsi"/>
+              </w:rPr>
+              <w:t xml:space="preserve">Se valida que la ruta de recepción esté protegida por autenticación y permisos. Residente y Presidente/Gerente reciben 403 cuando intentan </w:t>
+            </w:r>
+            <w:proofErr w:type="spellStart"/>
+            <w:r>
+              <w:rPr>
+                <w:rFonts w:asciiTheme="majorHAnsi" w:hAnsiTheme="majorHAnsi" w:cstheme="majorHAnsi"/>
+              </w:rPr>
+              <w:t>recepcionar</w:t>
+            </w:r>
+            <w:proofErr w:type="spellEnd"/>
+            <w:r>
+              <w:rPr>
+                <w:rFonts w:asciiTheme="majorHAnsi" w:hAnsiTheme="majorHAnsi" w:cstheme="majorHAnsi"/>
+              </w:rPr>
+              <w:t xml:space="preserve"> materiales.</w:t>
             </w:r>
           </w:p>
         </w:tc>
@@ -1201,102 +1225,102 @@
       <w:tr>
         <w:tc>
           <w:tcPr>
-            <w:tcW w:w="3135" w:type="dxa"/>
+            <w:tcW w:w="3936" w:type="dxa"/>
             <w:shd w:val="clear" w:color="auto" w:fill="FFFFFF"/>
+            <w:vAlign w:val="center"/>
           </w:tcPr>
           <w:p>
             <w:pPr>
               <w:jc w:val="center"/>
-            </w:pPr>
-            <w:r>
-              <w:rPr>
-                <w:rFonts w:ascii="Calibri" w:hAnsi="Calibri"/>
-                <w:color w:val="000000"/>
-                <w:sz w:val="18"/>
-              </w:rPr>
-              <w:t>2</w:t>
-            </w:r>
-          </w:p>
-        </w:tc>
-        <w:tc>
-          <w:tcPr>
-            <w:tcW w:w="3135" w:type="dxa"/>
-            <w:shd w:val="clear" w:color="auto" w:fill="FFFFFF"/>
-          </w:tcPr>
-          <w:p>
+              <w:rPr>
+                <w:rFonts w:asciiTheme="majorHAnsi" w:hAnsiTheme="majorHAnsi" w:cstheme="majorHAnsi"/>
+              </w:rPr>
+            </w:pPr>
             <w:proofErr w:type="spellStart"/>
             <w:r>
               <w:rPr>
-                <w:rFonts w:ascii="Calibri" w:hAnsi="Calibri"/>
-                <w:color w:val="000000"/>
-                <w:sz w:val="18"/>
-              </w:rPr>
-              <w:t>Pre-validaciones</w:t>
+                <w:rFonts w:asciiTheme="majorHAnsi" w:hAnsiTheme="majorHAnsi" w:cstheme="majorHAnsi"/>
+              </w:rPr>
+              <w:t>Prevalidaciones</w:t>
             </w:r>
             <w:proofErr w:type="spellEnd"/>
             <w:r>
               <w:rPr>
-                <w:rFonts w:ascii="Calibri" w:hAnsi="Calibri"/>
-                <w:color w:val="000000"/>
-                <w:sz w:val="18"/>
+                <w:rFonts w:asciiTheme="majorHAnsi" w:hAnsiTheme="majorHAnsi" w:cstheme="majorHAnsi"/>
               </w:rPr>
               <w:t xml:space="preserve"> fuera de la transacción: </w:t>
             </w:r>
             <w:proofErr w:type="spellStart"/>
             <w:r>
               <w:rPr>
-                <w:rFonts w:ascii="Calibri" w:hAnsi="Calibri"/>
-                <w:color w:val="000000"/>
-                <w:sz w:val="18"/>
+                <w:rFonts w:asciiTheme="majorHAnsi" w:hAnsiTheme="majorHAnsi" w:cstheme="majorHAnsi"/>
               </w:rPr>
               <w:t>detallesRecepcion</w:t>
             </w:r>
             <w:proofErr w:type="spellEnd"/>
             <w:r>
               <w:rPr>
-                <w:rFonts w:ascii="Calibri" w:hAnsi="Calibri"/>
-                <w:color w:val="000000"/>
-                <w:sz w:val="18"/>
-              </w:rPr>
-              <w:t xml:space="preserve"> no vacío, </w:t>
+                <w:rFonts w:asciiTheme="majorHAnsi" w:hAnsiTheme="majorHAnsi" w:cstheme="majorHAnsi"/>
+              </w:rPr>
+              <w:t xml:space="preserve"> no vacío y </w:t>
             </w:r>
             <w:proofErr w:type="spellStart"/>
             <w:r>
               <w:rPr>
-                <w:rFonts w:ascii="Calibri" w:hAnsi="Calibri"/>
-                <w:color w:val="000000"/>
-                <w:sz w:val="18"/>
+                <w:rFonts w:asciiTheme="majorHAnsi" w:hAnsiTheme="majorHAnsi" w:cstheme="majorHAnsi"/>
               </w:rPr>
               <w:t>cantidadRecibida</w:t>
             </w:r>
             <w:proofErr w:type="spellEnd"/>
             <w:r>
               <w:rPr>
-                <w:rFonts w:ascii="Calibri" w:hAnsi="Calibri"/>
-                <w:color w:val="000000"/>
-                <w:sz w:val="18"/>
-              </w:rPr>
-              <w:t xml:space="preserve"> positiva (&gt;0). Retornan 400.</w:t>
-            </w:r>
-          </w:p>
-        </w:tc>
-        <w:tc>
-          <w:tcPr>
-            <w:tcW w:w="3135" w:type="dxa"/>
+                <w:rFonts w:asciiTheme="majorHAnsi" w:hAnsiTheme="majorHAnsi" w:cstheme="majorHAnsi"/>
+              </w:rPr>
+              <w:t xml:space="preserve"> positiva mayor a cero.</w:t>
+            </w:r>
+          </w:p>
+        </w:tc>
+        <w:tc>
+          <w:tcPr>
+            <w:tcW w:w="1296" w:type="dxa"/>
             <w:shd w:val="clear" w:color="auto" w:fill="E2EFDA"/>
+            <w:vAlign w:val="center"/>
           </w:tcPr>
           <w:p>
             <w:pPr>
               <w:jc w:val="center"/>
-            </w:pPr>
-            <w:r>
-              <w:rPr>
-                <w:rFonts w:ascii="Calibri" w:hAnsi="Calibri"/>
+              <w:rPr>
+                <w:rFonts w:asciiTheme="majorHAnsi" w:hAnsiTheme="majorHAnsi" w:cstheme="majorHAnsi"/>
+              </w:rPr>
+            </w:pPr>
+            <w:r>
+              <w:rPr>
+                <w:rFonts w:asciiTheme="majorHAnsi" w:hAnsiTheme="majorHAnsi" w:cstheme="majorHAnsi"/>
+              </w:rPr>
+              <w:t>Sí</w:t>
+            </w:r>
+          </w:p>
+        </w:tc>
+        <w:tc>
+          <w:tcPr>
+            <w:tcW w:w="4390" w:type="dxa"/>
+            <w:vAlign w:val="center"/>
+          </w:tcPr>
+          <w:p>
+            <w:pPr>
+              <w:jc w:val="center"/>
+              <w:rPr>
+                <w:rFonts w:asciiTheme="majorHAnsi" w:hAnsiTheme="majorHAnsi" w:cstheme="majorHAnsi"/>
                 <w:b/>
                 <w:color w:val="000000"/>
                 <w:sz w:val="18"/>
               </w:rPr>
-              <w:t>✔ Cumplido</w:t>
+            </w:pPr>
+            <w:r>
+              <w:rPr>
+                <w:rFonts w:asciiTheme="majorHAnsi" w:hAnsiTheme="majorHAnsi" w:cstheme="majorHAnsi"/>
+              </w:rPr>
+              <w:t>Se comprueba que el sistema rechace recepciones sin detalle, con arreglo vacío o con cantidades inválidas antes de ejecutar la transacción, retornando 400 cuando corresponde.</w:t>
             </w:r>
           </w:p>
         </w:tc>
@@ -1304,56 +1328,81 @@
       <w:tr>
         <w:tc>
           <w:tcPr>
-            <w:tcW w:w="3135" w:type="dxa"/>
+            <w:tcW w:w="3936" w:type="dxa"/>
             <w:shd w:val="clear" w:color="auto" w:fill="F2F2F2"/>
+            <w:vAlign w:val="center"/>
           </w:tcPr>
           <w:p>
             <w:pPr>
               <w:jc w:val="center"/>
-            </w:pPr>
-            <w:r>
-              <w:rPr>
-                <w:rFonts w:ascii="Calibri" w:hAnsi="Calibri"/>
-                <w:color w:val="000000"/>
-                <w:sz w:val="18"/>
-              </w:rPr>
-              <w:t>3</w:t>
-            </w:r>
-          </w:p>
-        </w:tc>
-        <w:tc>
-          <w:tcPr>
-            <w:tcW w:w="3135" w:type="dxa"/>
-            <w:shd w:val="clear" w:color="auto" w:fill="F2F2F2"/>
-          </w:tcPr>
-          <w:p>
-            <w:r>
-              <w:rPr>
-                <w:rFonts w:ascii="Calibri" w:hAnsi="Calibri"/>
-                <w:color w:val="000000"/>
-                <w:sz w:val="18"/>
-              </w:rPr>
-              <w:t>Dentro de la transacción: verificación estado APROBADO → 422 REQUERIMIENTO_NO_APROBADO si no es APROBADO.</w:t>
-            </w:r>
-          </w:p>
-        </w:tc>
-        <w:tc>
-          <w:tcPr>
-            <w:tcW w:w="3135" w:type="dxa"/>
+              <w:rPr>
+                <w:rFonts w:asciiTheme="majorHAnsi" w:hAnsiTheme="majorHAnsi" w:cstheme="majorHAnsi"/>
+              </w:rPr>
+            </w:pPr>
+            <w:r>
+              <w:rPr>
+                <w:rFonts w:asciiTheme="majorHAnsi" w:hAnsiTheme="majorHAnsi" w:cstheme="majorHAnsi"/>
+              </w:rPr>
+              <w:t xml:space="preserve">Verificación dentro de la transacción: el requerimiento debe estar en estado </w:t>
+            </w:r>
+            <w:r>
+              <w:rPr>
+                <w:rFonts w:asciiTheme="majorHAnsi" w:hAnsiTheme="majorHAnsi" w:cstheme="majorHAnsi"/>
+              </w:rPr>
+              <w:lastRenderedPageBreak/>
+              <w:t>APROBADO.</w:t>
+            </w:r>
+          </w:p>
+        </w:tc>
+        <w:tc>
+          <w:tcPr>
+            <w:tcW w:w="1296" w:type="dxa"/>
             <w:shd w:val="clear" w:color="auto" w:fill="E2EFDA"/>
+            <w:vAlign w:val="center"/>
           </w:tcPr>
           <w:p>
             <w:pPr>
               <w:jc w:val="center"/>
-            </w:pPr>
-            <w:r>
-              <w:rPr>
-                <w:rFonts w:ascii="Calibri" w:hAnsi="Calibri"/>
+              <w:rPr>
+                <w:rFonts w:asciiTheme="majorHAnsi" w:hAnsiTheme="majorHAnsi" w:cstheme="majorHAnsi"/>
+              </w:rPr>
+            </w:pPr>
+            <w:r>
+              <w:rPr>
+                <w:rFonts w:asciiTheme="majorHAnsi" w:hAnsiTheme="majorHAnsi" w:cstheme="majorHAnsi"/>
+              </w:rPr>
+              <w:lastRenderedPageBreak/>
+              <w:t>Sí</w:t>
+            </w:r>
+          </w:p>
+        </w:tc>
+        <w:tc>
+          <w:tcPr>
+            <w:tcW w:w="4390" w:type="dxa"/>
+            <w:vAlign w:val="center"/>
+          </w:tcPr>
+          <w:p>
+            <w:pPr>
+              <w:jc w:val="center"/>
+              <w:rPr>
+                <w:rFonts w:asciiTheme="majorHAnsi" w:hAnsiTheme="majorHAnsi" w:cstheme="majorHAnsi"/>
                 <w:b/>
                 <w:color w:val="000000"/>
                 <w:sz w:val="18"/>
               </w:rPr>
-              <w:t>✔ Cumplido</w:t>
+            </w:pPr>
+            <w:r>
+              <w:rPr>
+                <w:rFonts w:asciiTheme="majorHAnsi" w:hAnsiTheme="majorHAnsi" w:cstheme="majorHAnsi"/>
+              </w:rPr>
+              <w:t xml:space="preserve">Si el requerimiento no está aprobado, el sistema detiene la recepción y retorna 422 </w:t>
+            </w:r>
+            <w:r>
+              <w:rPr>
+                <w:rFonts w:asciiTheme="majorHAnsi" w:hAnsiTheme="majorHAnsi" w:cstheme="majorHAnsi"/>
+              </w:rPr>
+              <w:lastRenderedPageBreak/>
+              <w:t>con código REQUERIMIENTO_NO_APROBADO.</w:t>
             </w:r>
           </w:p>
         </w:tc>
@@ -1361,66 +1410,67 @@
       <w:tr>
         <w:tc>
           <w:tcPr>
-            <w:tcW w:w="3135" w:type="dxa"/>
+            <w:tcW w:w="3936" w:type="dxa"/>
             <w:shd w:val="clear" w:color="auto" w:fill="FFFFFF"/>
+            <w:vAlign w:val="center"/>
           </w:tcPr>
           <w:p>
             <w:pPr>
               <w:jc w:val="center"/>
-            </w:pPr>
-            <w:r>
-              <w:rPr>
-                <w:rFonts w:ascii="Calibri" w:hAnsi="Calibri"/>
-                <w:color w:val="000000"/>
-                <w:sz w:val="18"/>
-              </w:rPr>
-              <w:t>4</w:t>
-            </w:r>
-          </w:p>
-        </w:tc>
-        <w:tc>
-          <w:tcPr>
-            <w:tcW w:w="3135" w:type="dxa"/>
-            <w:shd w:val="clear" w:color="auto" w:fill="FFFFFF"/>
-          </w:tcPr>
-          <w:p>
-            <w:r>
-              <w:rPr>
-                <w:rFonts w:ascii="Calibri" w:hAnsi="Calibri"/>
-                <w:color w:val="000000"/>
-                <w:sz w:val="18"/>
-              </w:rPr>
-              <w:t xml:space="preserve">Dentro de la transacción: verificación exceso de cantidad → 422 </w:t>
-            </w:r>
-            <w:r>
-              <w:rPr>
-                <w:rFonts w:ascii="Calibri" w:hAnsi="Calibri"/>
-                <w:color w:val="000000"/>
-                <w:sz w:val="18"/>
+              <w:rPr>
+                <w:rFonts w:asciiTheme="majorHAnsi" w:hAnsiTheme="majorHAnsi" w:cstheme="majorHAnsi"/>
+              </w:rPr>
+            </w:pPr>
+            <w:r>
+              <w:rPr>
+                <w:rFonts w:asciiTheme="majorHAnsi" w:hAnsiTheme="majorHAnsi" w:cstheme="majorHAnsi"/>
               </w:rPr>
               <w:lastRenderedPageBreak/>
-              <w:t>CANTIDAD_EXCEDE_REQUERIMIENTO con detalle del error.</w:t>
-            </w:r>
-          </w:p>
-        </w:tc>
-        <w:tc>
-          <w:tcPr>
-            <w:tcW w:w="3135" w:type="dxa"/>
+              <w:t>Verificación dentro de la transacción: control de exceso de cantidad recibida.</w:t>
+            </w:r>
+          </w:p>
+        </w:tc>
+        <w:tc>
+          <w:tcPr>
+            <w:tcW w:w="1296" w:type="dxa"/>
             <w:shd w:val="clear" w:color="auto" w:fill="E2EFDA"/>
+            <w:vAlign w:val="center"/>
           </w:tcPr>
           <w:p>
             <w:pPr>
               <w:jc w:val="center"/>
-            </w:pPr>
-            <w:r>
-              <w:rPr>
-                <w:rFonts w:ascii="Calibri" w:hAnsi="Calibri"/>
+              <w:rPr>
+                <w:rFonts w:asciiTheme="majorHAnsi" w:hAnsiTheme="majorHAnsi" w:cstheme="majorHAnsi"/>
+              </w:rPr>
+            </w:pPr>
+            <w:r>
+              <w:rPr>
+                <w:rFonts w:asciiTheme="majorHAnsi" w:hAnsiTheme="majorHAnsi" w:cstheme="majorHAnsi"/>
+              </w:rPr>
+              <w:t>Sí</w:t>
+            </w:r>
+          </w:p>
+        </w:tc>
+        <w:tc>
+          <w:tcPr>
+            <w:tcW w:w="4390" w:type="dxa"/>
+            <w:vAlign w:val="center"/>
+          </w:tcPr>
+          <w:p>
+            <w:pPr>
+              <w:jc w:val="center"/>
+              <w:rPr>
+                <w:rFonts w:asciiTheme="majorHAnsi" w:hAnsiTheme="majorHAnsi" w:cstheme="majorHAnsi"/>
                 <w:b/>
                 <w:color w:val="000000"/>
                 <w:sz w:val="18"/>
               </w:rPr>
-              <w:lastRenderedPageBreak/>
-              <w:t>✔ Cumplido</w:t>
+            </w:pPr>
+            <w:r>
+              <w:rPr>
+                <w:rFonts w:asciiTheme="majorHAnsi" w:hAnsiTheme="majorHAnsi" w:cstheme="majorHAnsi"/>
+              </w:rPr>
+              <w:t>Si la cantidad recibida excede la cantidad pendiente del requerimiento, el sistema retorna 422 con código CANTIDAD_EXCEDE_REQUERIMIENTO y detalle del error.</w:t>
             </w:r>
           </w:p>
         </w:tc>
@@ -1428,56 +1478,66 @@
       <w:tr>
         <w:tc>
           <w:tcPr>
-            <w:tcW w:w="3135" w:type="dxa"/>
+            <w:tcW w:w="3936" w:type="dxa"/>
             <w:shd w:val="clear" w:color="auto" w:fill="F2F2F2"/>
+            <w:vAlign w:val="center"/>
           </w:tcPr>
           <w:p>
             <w:pPr>
               <w:jc w:val="center"/>
-            </w:pPr>
-            <w:r>
-              <w:rPr>
-                <w:rFonts w:ascii="Calibri" w:hAnsi="Calibri"/>
-                <w:color w:val="000000"/>
-                <w:sz w:val="18"/>
-              </w:rPr>
-              <w:t>5</w:t>
-            </w:r>
-          </w:p>
-        </w:tc>
-        <w:tc>
-          <w:tcPr>
-            <w:tcW w:w="3135" w:type="dxa"/>
-            <w:shd w:val="clear" w:color="auto" w:fill="F2F2F2"/>
-          </w:tcPr>
-          <w:p>
-            <w:r>
-              <w:rPr>
-                <w:rFonts w:ascii="Calibri" w:hAnsi="Calibri"/>
-                <w:color w:val="000000"/>
-                <w:sz w:val="18"/>
-              </w:rPr>
-              <w:t>GET requerimientos-aprobados funcional: filtra por estado=APROBADO y proyecto del token.</w:t>
-            </w:r>
-          </w:p>
-        </w:tc>
-        <w:tc>
-          <w:tcPr>
-            <w:tcW w:w="3135" w:type="dxa"/>
+              <w:rPr>
+                <w:rFonts w:asciiTheme="majorHAnsi" w:hAnsiTheme="majorHAnsi" w:cstheme="majorHAnsi"/>
+              </w:rPr>
+            </w:pPr>
+            <w:r>
+              <w:rPr>
+                <w:rFonts w:asciiTheme="majorHAnsi" w:hAnsiTheme="majorHAnsi" w:cstheme="majorHAnsi"/>
+              </w:rPr>
+              <w:t>GET requerimientos-aprobados funcional, filtrando por estado APROBADO y proyecto autorizado.</w:t>
+            </w:r>
+          </w:p>
+        </w:tc>
+        <w:tc>
+          <w:tcPr>
+            <w:tcW w:w="1296" w:type="dxa"/>
             <w:shd w:val="clear" w:color="auto" w:fill="E2EFDA"/>
+            <w:vAlign w:val="center"/>
           </w:tcPr>
           <w:p>
             <w:pPr>
               <w:jc w:val="center"/>
-            </w:pPr>
-            <w:r>
-              <w:rPr>
-                <w:rFonts w:ascii="Calibri" w:hAnsi="Calibri"/>
+              <w:rPr>
+                <w:rFonts w:asciiTheme="majorHAnsi" w:hAnsiTheme="majorHAnsi" w:cstheme="majorHAnsi"/>
+              </w:rPr>
+            </w:pPr>
+            <w:r>
+              <w:rPr>
+                <w:rFonts w:asciiTheme="majorHAnsi" w:hAnsiTheme="majorHAnsi" w:cstheme="majorHAnsi"/>
+              </w:rPr>
+              <w:t>Sí</w:t>
+            </w:r>
+          </w:p>
+        </w:tc>
+        <w:tc>
+          <w:tcPr>
+            <w:tcW w:w="4390" w:type="dxa"/>
+            <w:vAlign w:val="center"/>
+          </w:tcPr>
+          <w:p>
+            <w:pPr>
+              <w:jc w:val="center"/>
+              <w:rPr>
+                <w:rFonts w:asciiTheme="majorHAnsi" w:hAnsiTheme="majorHAnsi" w:cstheme="majorHAnsi"/>
                 <w:b/>
                 <w:color w:val="000000"/>
                 <w:sz w:val="18"/>
               </w:rPr>
-              <w:t>✔ Cumplido</w:t>
+            </w:pPr>
+            <w:r>
+              <w:rPr>
+                <w:rFonts w:asciiTheme="majorHAnsi" w:hAnsiTheme="majorHAnsi" w:cstheme="majorHAnsi"/>
+              </w:rPr>
+              <w:t>Se valida que la consulta liste únicamente requerimientos aprobados del proyecto correspondiente, respetando autenticación, RBAC y acceso por proyecto.</w:t>
             </w:r>
           </w:p>
         </w:tc>
@@ -1485,128 +1545,122 @@
       <w:tr>
         <w:tc>
           <w:tcPr>
-            <w:tcW w:w="3135" w:type="dxa"/>
+            <w:tcW w:w="3936" w:type="dxa"/>
             <w:shd w:val="clear" w:color="auto" w:fill="FFFFFF"/>
+            <w:vAlign w:val="center"/>
           </w:tcPr>
           <w:p>
             <w:pPr>
               <w:jc w:val="center"/>
-            </w:pPr>
-            <w:r>
-              <w:rPr>
-                <w:rFonts w:ascii="Calibri" w:hAnsi="Calibri"/>
-                <w:color w:val="000000"/>
-                <w:sz w:val="18"/>
-              </w:rPr>
-              <w:t>6</w:t>
-            </w:r>
-          </w:p>
-        </w:tc>
-        <w:tc>
-          <w:tcPr>
-            <w:tcW w:w="3135" w:type="dxa"/>
-            <w:shd w:val="clear" w:color="auto" w:fill="FFFFFF"/>
-          </w:tcPr>
-          <w:p>
-            <w:r>
-              <w:rPr>
-                <w:rFonts w:ascii="Calibri" w:hAnsi="Calibri"/>
-                <w:color w:val="000000"/>
-                <w:sz w:val="18"/>
-              </w:rPr>
-              <w:t xml:space="preserve">GET inventario con desglose: respuesta incluye </w:t>
+              <w:rPr>
+                <w:rFonts w:asciiTheme="majorHAnsi" w:hAnsiTheme="majorHAnsi" w:cstheme="majorHAnsi"/>
+              </w:rPr>
+            </w:pPr>
+            <w:r>
+              <w:rPr>
+                <w:rFonts w:asciiTheme="majorHAnsi" w:hAnsiTheme="majorHAnsi" w:cstheme="majorHAnsi"/>
+              </w:rPr>
+              <w:t>GET inventario con desglose de movimientos por material.</w:t>
+            </w:r>
+          </w:p>
+        </w:tc>
+        <w:tc>
+          <w:tcPr>
+            <w:tcW w:w="1296" w:type="dxa"/>
+            <w:shd w:val="clear" w:color="auto" w:fill="E2EFDA"/>
+            <w:vAlign w:val="center"/>
+          </w:tcPr>
+          <w:p>
+            <w:pPr>
+              <w:jc w:val="center"/>
+              <w:rPr>
+                <w:rFonts w:asciiTheme="majorHAnsi" w:hAnsiTheme="majorHAnsi" w:cstheme="majorHAnsi"/>
+              </w:rPr>
+            </w:pPr>
+            <w:r>
+              <w:rPr>
+                <w:rFonts w:asciiTheme="majorHAnsi" w:hAnsiTheme="majorHAnsi" w:cstheme="majorHAnsi"/>
+              </w:rPr>
+              <w:t>Sí</w:t>
+            </w:r>
+          </w:p>
+        </w:tc>
+        <w:tc>
+          <w:tcPr>
+            <w:tcW w:w="4390" w:type="dxa"/>
+            <w:vAlign w:val="center"/>
+          </w:tcPr>
+          <w:p>
+            <w:pPr>
+              <w:jc w:val="center"/>
+              <w:rPr>
+                <w:rFonts w:asciiTheme="majorHAnsi" w:hAnsiTheme="majorHAnsi" w:cstheme="majorHAnsi"/>
+                <w:b/>
+                <w:color w:val="000000"/>
+                <w:sz w:val="18"/>
+              </w:rPr>
+            </w:pPr>
+            <w:r>
+              <w:rPr>
+                <w:rFonts w:asciiTheme="majorHAnsi" w:hAnsiTheme="majorHAnsi" w:cstheme="majorHAnsi"/>
+              </w:rPr>
+              <w:t xml:space="preserve">La respuesta incluye </w:t>
             </w:r>
             <w:proofErr w:type="spellStart"/>
             <w:r>
               <w:rPr>
-                <w:rFonts w:ascii="Calibri" w:hAnsi="Calibri"/>
-                <w:color w:val="000000"/>
-                <w:sz w:val="18"/>
+                <w:rFonts w:asciiTheme="majorHAnsi" w:hAnsiTheme="majorHAnsi" w:cstheme="majorHAnsi"/>
               </w:rPr>
               <w:t>stockActual</w:t>
             </w:r>
             <w:proofErr w:type="spellEnd"/>
             <w:r>
               <w:rPr>
-                <w:rFonts w:ascii="Calibri" w:hAnsi="Calibri"/>
-                <w:color w:val="000000"/>
-                <w:sz w:val="18"/>
+                <w:rFonts w:asciiTheme="majorHAnsi" w:hAnsiTheme="majorHAnsi" w:cstheme="majorHAnsi"/>
+              </w:rPr>
+              <w:t xml:space="preserve"> y el objeto desglose con </w:t>
+            </w:r>
+            <w:proofErr w:type="spellStart"/>
+            <w:r>
+              <w:rPr>
+                <w:rFonts w:asciiTheme="majorHAnsi" w:hAnsiTheme="majorHAnsi" w:cstheme="majorHAnsi"/>
+              </w:rPr>
+              <w:t>totalEntradas</w:t>
+            </w:r>
+            <w:proofErr w:type="spellEnd"/>
+            <w:r>
+              <w:rPr>
+                <w:rFonts w:asciiTheme="majorHAnsi" w:hAnsiTheme="majorHAnsi" w:cstheme="majorHAnsi"/>
               </w:rPr>
               <w:t xml:space="preserve">, </w:t>
             </w:r>
             <w:proofErr w:type="spellStart"/>
             <w:r>
               <w:rPr>
-                <w:rFonts w:ascii="Calibri" w:hAnsi="Calibri"/>
-                <w:color w:val="000000"/>
-                <w:sz w:val="18"/>
-              </w:rPr>
-              <w:t>desglose.totalEntradas</w:t>
+                <w:rFonts w:asciiTheme="majorHAnsi" w:hAnsiTheme="majorHAnsi" w:cstheme="majorHAnsi"/>
+              </w:rPr>
+              <w:t>totalSalidas</w:t>
             </w:r>
             <w:proofErr w:type="spellEnd"/>
             <w:r>
               <w:rPr>
-                <w:rFonts w:ascii="Calibri" w:hAnsi="Calibri"/>
-                <w:color w:val="000000"/>
-                <w:sz w:val="18"/>
-              </w:rPr>
-              <w:t xml:space="preserve">, </w:t>
+                <w:rFonts w:asciiTheme="majorHAnsi" w:hAnsiTheme="majorHAnsi" w:cstheme="majorHAnsi"/>
+              </w:rPr>
+              <w:t xml:space="preserve">, diferencia y </w:t>
             </w:r>
             <w:proofErr w:type="spellStart"/>
             <w:r>
               <w:rPr>
-                <w:rFonts w:ascii="Calibri" w:hAnsi="Calibri"/>
-                <w:color w:val="000000"/>
-                <w:sz w:val="18"/>
-              </w:rPr>
-              <w:t>totalSalidas</w:t>
+                <w:rFonts w:asciiTheme="majorHAnsi" w:hAnsiTheme="majorHAnsi" w:cstheme="majorHAnsi"/>
+              </w:rPr>
+              <w:t>saldoCalculado</w:t>
             </w:r>
             <w:proofErr w:type="spellEnd"/>
             <w:r>
               <w:rPr>
-                <w:rFonts w:ascii="Calibri" w:hAnsi="Calibri"/>
-                <w:color w:val="000000"/>
-                <w:sz w:val="18"/>
-              </w:rPr>
-              <w:t xml:space="preserve">, diferencia, </w:t>
-            </w:r>
-            <w:proofErr w:type="spellStart"/>
-            <w:r>
-              <w:rPr>
-                <w:rFonts w:ascii="Calibri" w:hAnsi="Calibri"/>
-                <w:color w:val="000000"/>
-                <w:sz w:val="18"/>
-              </w:rPr>
-              <w:t>saldoCalculado</w:t>
-            </w:r>
-            <w:proofErr w:type="spellEnd"/>
-            <w:r>
-              <w:rPr>
-                <w:rFonts w:ascii="Calibri" w:hAnsi="Calibri"/>
-                <w:color w:val="000000"/>
-                <w:sz w:val="18"/>
+                <w:rFonts w:asciiTheme="majorHAnsi" w:hAnsiTheme="majorHAnsi" w:cstheme="majorHAnsi"/>
               </w:rPr>
               <w:t>.</w:t>
-            </w:r>
-          </w:p>
-        </w:tc>
-        <w:tc>
-          <w:tcPr>
-            <w:tcW w:w="3135" w:type="dxa"/>
-            <w:shd w:val="clear" w:color="auto" w:fill="E2EFDA"/>
-          </w:tcPr>
-          <w:p>
-            <w:pPr>
-              <w:jc w:val="center"/>
-            </w:pPr>
-            <w:r>
-              <w:rPr>
-                <w:rFonts w:ascii="Calibri" w:hAnsi="Calibri"/>
-                <w:b/>
-                <w:color w:val="000000"/>
-                <w:sz w:val="18"/>
-              </w:rPr>
-              <w:t>✔ Cumplido</w:t>
             </w:r>
           </w:p>
         </w:tc>
@@ -1614,102 +1668,88 @@
       <w:tr>
         <w:tc>
           <w:tcPr>
-            <w:tcW w:w="3135" w:type="dxa"/>
+            <w:tcW w:w="3936" w:type="dxa"/>
             <w:shd w:val="clear" w:color="auto" w:fill="F2F2F2"/>
+            <w:vAlign w:val="center"/>
           </w:tcPr>
           <w:p>
             <w:pPr>
               <w:jc w:val="center"/>
-            </w:pPr>
-            <w:r>
-              <w:rPr>
-                <w:rFonts w:ascii="Calibri" w:hAnsi="Calibri"/>
-                <w:color w:val="000000"/>
-                <w:sz w:val="18"/>
-              </w:rPr>
-              <w:t>7</w:t>
-            </w:r>
-          </w:p>
-        </w:tc>
-        <w:tc>
-          <w:tcPr>
-            <w:tcW w:w="3135" w:type="dxa"/>
-            <w:shd w:val="clear" w:color="auto" w:fill="F2F2F2"/>
-          </w:tcPr>
-          <w:p>
+              <w:rPr>
+                <w:rFonts w:asciiTheme="majorHAnsi" w:hAnsiTheme="majorHAnsi" w:cstheme="majorHAnsi"/>
+              </w:rPr>
+            </w:pPr>
             <w:proofErr w:type="spellStart"/>
             <w:r>
               <w:rPr>
-                <w:rFonts w:ascii="Calibri" w:hAnsi="Calibri"/>
-                <w:color w:val="000000"/>
-                <w:sz w:val="18"/>
+                <w:rFonts w:asciiTheme="majorHAnsi" w:hAnsiTheme="majorHAnsi" w:cstheme="majorHAnsi"/>
               </w:rPr>
               <w:t>Rollback</w:t>
             </w:r>
             <w:proofErr w:type="spellEnd"/>
             <w:r>
               <w:rPr>
-                <w:rFonts w:ascii="Calibri" w:hAnsi="Calibri"/>
-                <w:color w:val="000000"/>
-                <w:sz w:val="18"/>
-              </w:rPr>
-              <w:t xml:space="preserve"> garantizado: </w:t>
+                <w:rFonts w:asciiTheme="majorHAnsi" w:hAnsiTheme="majorHAnsi" w:cstheme="majorHAnsi"/>
+              </w:rPr>
+              <w:t xml:space="preserve"> transaccional garantizado mediante </w:t>
             </w:r>
             <w:proofErr w:type="spellStart"/>
             <w:r>
               <w:rPr>
-                <w:rFonts w:ascii="Calibri" w:hAnsi="Calibri"/>
-                <w:color w:val="000000"/>
-                <w:sz w:val="18"/>
+                <w:rFonts w:asciiTheme="majorHAnsi" w:hAnsiTheme="majorHAnsi" w:cstheme="majorHAnsi"/>
               </w:rPr>
               <w:t>prisma.$transaction</w:t>
             </w:r>
             <w:proofErr w:type="spellEnd"/>
             <w:r>
               <w:rPr>
-                <w:rFonts w:ascii="Calibri" w:hAnsi="Calibri"/>
-                <w:color w:val="000000"/>
-                <w:sz w:val="18"/>
-              </w:rPr>
-              <w:t xml:space="preserve"> hace </w:t>
-            </w:r>
-            <w:proofErr w:type="spellStart"/>
-            <w:r>
-              <w:rPr>
-                <w:rFonts w:ascii="Calibri" w:hAnsi="Calibri"/>
-                <w:color w:val="000000"/>
-                <w:sz w:val="18"/>
-              </w:rPr>
-              <w:t>rollback</w:t>
-            </w:r>
-            <w:proofErr w:type="spellEnd"/>
-            <w:r>
-              <w:rPr>
-                <w:rFonts w:ascii="Calibri" w:hAnsi="Calibri"/>
-                <w:color w:val="000000"/>
-                <w:sz w:val="18"/>
-              </w:rPr>
-              <w:t xml:space="preserve"> automático ante cualquier falla; stock no cambia parcialmente.</w:t>
-            </w:r>
-          </w:p>
-        </w:tc>
-        <w:tc>
-          <w:tcPr>
-            <w:tcW w:w="3135" w:type="dxa"/>
+                <w:rFonts w:asciiTheme="majorHAnsi" w:hAnsiTheme="majorHAnsi" w:cstheme="majorHAnsi"/>
+              </w:rPr>
+              <w:t>.</w:t>
+            </w:r>
+          </w:p>
+        </w:tc>
+        <w:tc>
+          <w:tcPr>
+            <w:tcW w:w="1296" w:type="dxa"/>
             <w:shd w:val="clear" w:color="auto" w:fill="E2EFDA"/>
+            <w:vAlign w:val="center"/>
           </w:tcPr>
           <w:p>
             <w:pPr>
               <w:jc w:val="center"/>
-            </w:pPr>
-            <w:r>
-              <w:rPr>
-                <w:rFonts w:ascii="Calibri" w:hAnsi="Calibri"/>
+              <w:rPr>
+                <w:rFonts w:asciiTheme="majorHAnsi" w:hAnsiTheme="majorHAnsi" w:cstheme="majorHAnsi"/>
+              </w:rPr>
+            </w:pPr>
+            <w:r>
+              <w:rPr>
+                <w:rFonts w:asciiTheme="majorHAnsi" w:hAnsiTheme="majorHAnsi" w:cstheme="majorHAnsi"/>
+              </w:rPr>
+              <w:t>Sí</w:t>
+            </w:r>
+          </w:p>
+        </w:tc>
+        <w:tc>
+          <w:tcPr>
+            <w:tcW w:w="4390" w:type="dxa"/>
+            <w:vAlign w:val="center"/>
+          </w:tcPr>
+          <w:p>
+            <w:pPr>
+              <w:jc w:val="center"/>
+              <w:rPr>
+                <w:rFonts w:asciiTheme="majorHAnsi" w:hAnsiTheme="majorHAnsi" w:cstheme="majorHAnsi"/>
                 <w:b/>
                 <w:color w:val="000000"/>
                 <w:sz w:val="18"/>
               </w:rPr>
-              <w:t>✔ Cumplido</w:t>
+            </w:pPr>
+            <w:r>
+              <w:rPr>
+                <w:rFonts w:asciiTheme="majorHAnsi" w:hAnsiTheme="majorHAnsi" w:cstheme="majorHAnsi"/>
+              </w:rPr>
+              <w:t>Ante cualquier falla, la transacción se revierte y el stock no cambia parcialmente. Se valida que no se creen movimientos ni actualizaciones inconsistentes.</w:t>
             </w:r>
           </w:p>
         </w:tc>
@@ -1717,120 +1757,116 @@
       <w:tr>
         <w:tc>
           <w:tcPr>
-            <w:tcW w:w="3135" w:type="dxa"/>
+            <w:tcW w:w="3936" w:type="dxa"/>
             <w:shd w:val="clear" w:color="auto" w:fill="FFFFFF"/>
+            <w:vAlign w:val="center"/>
           </w:tcPr>
           <w:p>
             <w:pPr>
               <w:jc w:val="center"/>
-            </w:pPr>
-            <w:r>
-              <w:rPr>
-                <w:rFonts w:ascii="Calibri" w:hAnsi="Calibri"/>
-                <w:color w:val="000000"/>
-                <w:sz w:val="18"/>
-              </w:rPr>
-              <w:t>8</w:t>
-            </w:r>
-          </w:p>
-        </w:tc>
-        <w:tc>
-          <w:tcPr>
-            <w:tcW w:w="3135" w:type="dxa"/>
-            <w:shd w:val="clear" w:color="auto" w:fill="FFFFFF"/>
-          </w:tcPr>
-          <w:p>
+              <w:rPr>
+                <w:rFonts w:asciiTheme="majorHAnsi" w:hAnsiTheme="majorHAnsi" w:cstheme="majorHAnsi"/>
+              </w:rPr>
+            </w:pPr>
             <w:proofErr w:type="spellStart"/>
             <w:r>
               <w:rPr>
-                <w:rFonts w:ascii="Calibri" w:hAnsi="Calibri"/>
-                <w:color w:val="000000"/>
-                <w:sz w:val="18"/>
+                <w:rFonts w:asciiTheme="majorHAnsi" w:hAnsiTheme="majorHAnsi" w:cstheme="majorHAnsi"/>
               </w:rPr>
               <w:t>audit_log.create</w:t>
             </w:r>
             <w:proofErr w:type="spellEnd"/>
             <w:r>
               <w:rPr>
-                <w:rFonts w:ascii="Calibri" w:hAnsi="Calibri"/>
-                <w:color w:val="000000"/>
-                <w:sz w:val="18"/>
-              </w:rPr>
-              <w:t xml:space="preserve"> invocado dentro de la misma transacción con tabla='</w:t>
+                <w:rFonts w:asciiTheme="majorHAnsi" w:hAnsiTheme="majorHAnsi" w:cstheme="majorHAnsi"/>
+              </w:rPr>
+              <w:t xml:space="preserve"> invocado dentro de la misma transacción de recepción.</w:t>
+            </w:r>
+          </w:p>
+        </w:tc>
+        <w:tc>
+          <w:tcPr>
+            <w:tcW w:w="1296" w:type="dxa"/>
+            <w:shd w:val="clear" w:color="auto" w:fill="E2EFDA"/>
+            <w:vAlign w:val="center"/>
+          </w:tcPr>
+          <w:p>
+            <w:pPr>
+              <w:jc w:val="center"/>
+              <w:rPr>
+                <w:rFonts w:asciiTheme="majorHAnsi" w:hAnsiTheme="majorHAnsi" w:cstheme="majorHAnsi"/>
+              </w:rPr>
+            </w:pPr>
+            <w:r>
+              <w:rPr>
+                <w:rFonts w:asciiTheme="majorHAnsi" w:hAnsiTheme="majorHAnsi" w:cstheme="majorHAnsi"/>
+              </w:rPr>
+              <w:t>Sí</w:t>
+            </w:r>
+          </w:p>
+        </w:tc>
+        <w:tc>
+          <w:tcPr>
+            <w:tcW w:w="4390" w:type="dxa"/>
+            <w:vAlign w:val="center"/>
+          </w:tcPr>
+          <w:p>
+            <w:pPr>
+              <w:jc w:val="center"/>
+              <w:rPr>
+                <w:rFonts w:asciiTheme="majorHAnsi" w:hAnsiTheme="majorHAnsi" w:cstheme="majorHAnsi"/>
+                <w:b/>
+                <w:color w:val="000000"/>
+                <w:sz w:val="18"/>
+              </w:rPr>
+            </w:pPr>
+            <w:r>
+              <w:rPr>
+                <w:rFonts w:asciiTheme="majorHAnsi" w:hAnsiTheme="majorHAnsi" w:cstheme="majorHAnsi"/>
+              </w:rPr>
+              <w:t>El registro de auditoría se genera con tabla='</w:t>
             </w:r>
             <w:proofErr w:type="spellStart"/>
             <w:r>
               <w:rPr>
-                <w:rFonts w:ascii="Calibri" w:hAnsi="Calibri"/>
-                <w:color w:val="000000"/>
-                <w:sz w:val="18"/>
+                <w:rFonts w:asciiTheme="majorHAnsi" w:hAnsiTheme="majorHAnsi" w:cstheme="majorHAnsi"/>
               </w:rPr>
               <w:t>movimiento_inventario</w:t>
             </w:r>
             <w:proofErr w:type="spellEnd"/>
             <w:r>
               <w:rPr>
-                <w:rFonts w:ascii="Calibri" w:hAnsi="Calibri"/>
-                <w:color w:val="000000"/>
-                <w:sz w:val="18"/>
+                <w:rFonts w:asciiTheme="majorHAnsi" w:hAnsiTheme="majorHAnsi" w:cstheme="majorHAnsi"/>
               </w:rPr>
               <w:t xml:space="preserve">', </w:t>
             </w:r>
             <w:proofErr w:type="spellStart"/>
             <w:r>
               <w:rPr>
-                <w:rFonts w:ascii="Calibri" w:hAnsi="Calibri"/>
-                <w:color w:val="000000"/>
-                <w:sz w:val="18"/>
+                <w:rFonts w:asciiTheme="majorHAnsi" w:hAnsiTheme="majorHAnsi" w:cstheme="majorHAnsi"/>
               </w:rPr>
               <w:t>operacion</w:t>
             </w:r>
             <w:proofErr w:type="spellEnd"/>
             <w:r>
               <w:rPr>
-                <w:rFonts w:ascii="Calibri" w:hAnsi="Calibri"/>
-                <w:color w:val="000000"/>
-                <w:sz w:val="18"/>
-              </w:rPr>
-              <w:t xml:space="preserve">='INSERT', </w:t>
+                <w:rFonts w:asciiTheme="majorHAnsi" w:hAnsiTheme="majorHAnsi" w:cstheme="majorHAnsi"/>
+              </w:rPr>
+              <w:t xml:space="preserve">='INSERT' e </w:t>
             </w:r>
             <w:proofErr w:type="spellStart"/>
             <w:r>
               <w:rPr>
-                <w:rFonts w:ascii="Calibri" w:hAnsi="Calibri"/>
-                <w:color w:val="000000"/>
-                <w:sz w:val="18"/>
+                <w:rFonts w:asciiTheme="majorHAnsi" w:hAnsiTheme="majorHAnsi" w:cstheme="majorHAnsi"/>
               </w:rPr>
               <w:t>idUsuario</w:t>
             </w:r>
             <w:proofErr w:type="spellEnd"/>
             <w:r>
               <w:rPr>
-                <w:rFonts w:ascii="Calibri" w:hAnsi="Calibri"/>
-                <w:color w:val="000000"/>
-                <w:sz w:val="18"/>
-              </w:rPr>
-              <w:t>.</w:t>
-            </w:r>
-          </w:p>
-        </w:tc>
-        <w:tc>
-          <w:tcPr>
-            <w:tcW w:w="3135" w:type="dxa"/>
-            <w:shd w:val="clear" w:color="auto" w:fill="E2EFDA"/>
-          </w:tcPr>
-          <w:p>
-            <w:pPr>
-              <w:jc w:val="center"/>
-            </w:pPr>
-            <w:r>
-              <w:rPr>
-                <w:rFonts w:ascii="Calibri" w:hAnsi="Calibri"/>
-                <w:b/>
-                <w:color w:val="000000"/>
-                <w:sz w:val="18"/>
-              </w:rPr>
-              <w:t>✔ Cumplido</w:t>
+                <w:rFonts w:asciiTheme="majorHAnsi" w:hAnsiTheme="majorHAnsi" w:cstheme="majorHAnsi"/>
+              </w:rPr>
+              <w:t>, manteniendo consistencia entre movimiento, stock y auditoría.</w:t>
             </w:r>
           </w:p>
         </w:tc>
@@ -1838,56 +1874,66 @@
       <w:tr>
         <w:tc>
           <w:tcPr>
-            <w:tcW w:w="3135" w:type="dxa"/>
+            <w:tcW w:w="3936" w:type="dxa"/>
             <w:shd w:val="clear" w:color="auto" w:fill="F2F2F2"/>
+            <w:vAlign w:val="center"/>
           </w:tcPr>
           <w:p>
             <w:pPr>
               <w:jc w:val="center"/>
-            </w:pPr>
-            <w:r>
-              <w:rPr>
-                <w:rFonts w:ascii="Calibri" w:hAnsi="Calibri"/>
-                <w:color w:val="000000"/>
-                <w:sz w:val="18"/>
-              </w:rPr>
-              <w:t>9</w:t>
-            </w:r>
-          </w:p>
-        </w:tc>
-        <w:tc>
-          <w:tcPr>
-            <w:tcW w:w="3135" w:type="dxa"/>
-            <w:shd w:val="clear" w:color="auto" w:fill="F2F2F2"/>
-          </w:tcPr>
-          <w:p>
-            <w:r>
-              <w:rPr>
-                <w:rFonts w:ascii="Calibri" w:hAnsi="Calibri"/>
-                <w:color w:val="000000"/>
-                <w:sz w:val="18"/>
-              </w:rPr>
-              <w:t>Compatibilidad Sprint 03: GET/POST /movimientos sin regresiones; RBAC de Sprint 03 intacto.</w:t>
-            </w:r>
-          </w:p>
-        </w:tc>
-        <w:tc>
-          <w:tcPr>
-            <w:tcW w:w="3135" w:type="dxa"/>
+              <w:rPr>
+                <w:rFonts w:asciiTheme="majorHAnsi" w:hAnsiTheme="majorHAnsi" w:cstheme="majorHAnsi"/>
+              </w:rPr>
+            </w:pPr>
+            <w:r>
+              <w:rPr>
+                <w:rFonts w:asciiTheme="majorHAnsi" w:hAnsiTheme="majorHAnsi" w:cstheme="majorHAnsi"/>
+              </w:rPr>
+              <w:t>Compatibilidad con Sprint 03: GET/POST /movimientos sin regresiones.</w:t>
+            </w:r>
+          </w:p>
+        </w:tc>
+        <w:tc>
+          <w:tcPr>
+            <w:tcW w:w="1296" w:type="dxa"/>
             <w:shd w:val="clear" w:color="auto" w:fill="E2EFDA"/>
+            <w:vAlign w:val="center"/>
           </w:tcPr>
           <w:p>
             <w:pPr>
               <w:jc w:val="center"/>
-            </w:pPr>
-            <w:r>
-              <w:rPr>
-                <w:rFonts w:ascii="Calibri" w:hAnsi="Calibri"/>
+              <w:rPr>
+                <w:rFonts w:asciiTheme="majorHAnsi" w:hAnsiTheme="majorHAnsi" w:cstheme="majorHAnsi"/>
+              </w:rPr>
+            </w:pPr>
+            <w:r>
+              <w:rPr>
+                <w:rFonts w:asciiTheme="majorHAnsi" w:hAnsiTheme="majorHAnsi" w:cstheme="majorHAnsi"/>
+              </w:rPr>
+              <w:t>Sí</w:t>
+            </w:r>
+          </w:p>
+        </w:tc>
+        <w:tc>
+          <w:tcPr>
+            <w:tcW w:w="4390" w:type="dxa"/>
+            <w:vAlign w:val="center"/>
+          </w:tcPr>
+          <w:p>
+            <w:pPr>
+              <w:jc w:val="center"/>
+              <w:rPr>
+                <w:rFonts w:asciiTheme="majorHAnsi" w:hAnsiTheme="majorHAnsi" w:cstheme="majorHAnsi"/>
                 <w:b/>
                 <w:color w:val="000000"/>
                 <w:sz w:val="18"/>
               </w:rPr>
-              <w:t>✔ Cumplido</w:t>
+            </w:pPr>
+            <w:r>
+              <w:rPr>
+                <w:rFonts w:asciiTheme="majorHAnsi" w:hAnsiTheme="majorHAnsi" w:cstheme="majorHAnsi"/>
+              </w:rPr>
+              <w:t>Se verifica que las rutas históricas de movimientos de bodega mantengan su comportamiento, respuestas esperadas y control RBAC implementado en el Sprint 03.</w:t>
             </w:r>
           </w:p>
         </w:tc>
@@ -1895,56 +1941,94 @@
       <w:tr>
         <w:tc>
           <w:tcPr>
-            <w:tcW w:w="3135" w:type="dxa"/>
+            <w:tcW w:w="3936" w:type="dxa"/>
             <w:shd w:val="clear" w:color="auto" w:fill="FFFFFF"/>
+            <w:vAlign w:val="center"/>
           </w:tcPr>
           <w:p>
             <w:pPr>
               <w:jc w:val="center"/>
-            </w:pPr>
-            <w:r>
-              <w:rPr>
-                <w:rFonts w:ascii="Calibri" w:hAnsi="Calibri"/>
-                <w:color w:val="000000"/>
-                <w:sz w:val="18"/>
-              </w:rPr>
-              <w:t>10</w:t>
-            </w:r>
-          </w:p>
-        </w:tc>
-        <w:tc>
-          <w:tcPr>
-            <w:tcW w:w="3135" w:type="dxa"/>
-            <w:shd w:val="clear" w:color="auto" w:fill="FFFFFF"/>
-          </w:tcPr>
-          <w:p>
-            <w:r>
-              <w:rPr>
-                <w:rFonts w:ascii="Calibri" w:hAnsi="Calibri"/>
-                <w:color w:val="000000"/>
-                <w:sz w:val="18"/>
-              </w:rPr>
-              <w:t>25 pruebas automatizadas pasando al 100% (CP-169 – CP-193).</w:t>
-            </w:r>
-          </w:p>
-        </w:tc>
-        <w:tc>
-          <w:tcPr>
-            <w:tcW w:w="3135" w:type="dxa"/>
+              <w:rPr>
+                <w:rFonts w:asciiTheme="majorHAnsi" w:hAnsiTheme="majorHAnsi" w:cstheme="majorHAnsi"/>
+              </w:rPr>
+            </w:pPr>
+            <w:r>
+              <w:rPr>
+                <w:rFonts w:asciiTheme="majorHAnsi" w:hAnsiTheme="majorHAnsi" w:cstheme="majorHAnsi"/>
+              </w:rPr>
+              <w:t>Las 25 pruebas automatizadas del Sprint 08 pasan correctamente.</w:t>
+            </w:r>
+          </w:p>
+        </w:tc>
+        <w:tc>
+          <w:tcPr>
+            <w:tcW w:w="1296" w:type="dxa"/>
             <w:shd w:val="clear" w:color="auto" w:fill="E2EFDA"/>
+            <w:vAlign w:val="center"/>
           </w:tcPr>
           <w:p>
             <w:pPr>
               <w:jc w:val="center"/>
-            </w:pPr>
-            <w:r>
-              <w:rPr>
-                <w:rFonts w:ascii="Calibri" w:hAnsi="Calibri"/>
+              <w:rPr>
+                <w:rFonts w:asciiTheme="majorHAnsi" w:hAnsiTheme="majorHAnsi" w:cstheme="majorHAnsi"/>
+              </w:rPr>
+            </w:pPr>
+            <w:r>
+              <w:rPr>
+                <w:rFonts w:asciiTheme="majorHAnsi" w:hAnsiTheme="majorHAnsi" w:cstheme="majorHAnsi"/>
+              </w:rPr>
+              <w:t>Sí</w:t>
+            </w:r>
+          </w:p>
+        </w:tc>
+        <w:tc>
+          <w:tcPr>
+            <w:tcW w:w="4390" w:type="dxa"/>
+            <w:vAlign w:val="center"/>
+          </w:tcPr>
+          <w:p>
+            <w:pPr>
+              <w:jc w:val="center"/>
+              <w:rPr>
+                <w:rFonts w:asciiTheme="majorHAnsi" w:hAnsiTheme="majorHAnsi" w:cstheme="majorHAnsi"/>
                 <w:b/>
                 <w:color w:val="000000"/>
                 <w:sz w:val="18"/>
               </w:rPr>
-              <w:t>✔ Cumplido</w:t>
+            </w:pPr>
+            <w:r>
+              <w:rPr>
+                <w:rFonts w:asciiTheme="majorHAnsi" w:hAnsiTheme="majorHAnsi" w:cstheme="majorHAnsi"/>
+              </w:rPr>
+              <w:t xml:space="preserve">La matriz registra 25 casos PASS, desde CP-169 hasta CP-193, distribuidos en </w:t>
+            </w:r>
+            <w:proofErr w:type="gramStart"/>
+            <w:r>
+              <w:rPr>
+                <w:rFonts w:asciiTheme="majorHAnsi" w:hAnsiTheme="majorHAnsi" w:cstheme="majorHAnsi"/>
+              </w:rPr>
+              <w:t>recepción</w:t>
+            </w:r>
+            <w:proofErr w:type="gramEnd"/>
+            <w:r>
+              <w:rPr>
+                <w:rFonts w:asciiTheme="majorHAnsi" w:hAnsiTheme="majorHAnsi" w:cstheme="majorHAnsi"/>
+              </w:rPr>
+              <w:t xml:space="preserve"> transaccional, bloqueos, requerimientos aprobados, inventario, </w:t>
+            </w:r>
+            <w:proofErr w:type="spellStart"/>
+            <w:r>
+              <w:rPr>
+                <w:rFonts w:asciiTheme="majorHAnsi" w:hAnsiTheme="majorHAnsi" w:cstheme="majorHAnsi"/>
+              </w:rPr>
+              <w:t>rollback</w:t>
+            </w:r>
+            <w:proofErr w:type="spellEnd"/>
+            <w:r>
+              <w:rPr>
+                <w:rFonts w:asciiTheme="majorHAnsi" w:hAnsiTheme="majorHAnsi" w:cstheme="majorHAnsi"/>
+              </w:rPr>
+              <w:t>, auditoría y compatibilidad.</w:t>
             </w:r>
           </w:p>
         </w:tc>
@@ -1952,52 +2036,34 @@
       <w:tr>
         <w:tc>
           <w:tcPr>
-            <w:tcW w:w="3135" w:type="dxa"/>
+            <w:tcW w:w="3936" w:type="dxa"/>
             <w:shd w:val="clear" w:color="auto" w:fill="F2F2F2"/>
+            <w:vAlign w:val="center"/>
           </w:tcPr>
           <w:p>
             <w:pPr>
               <w:jc w:val="center"/>
-            </w:pPr>
-            <w:r>
-              <w:rPr>
-                <w:rFonts w:ascii="Calibri" w:hAnsi="Calibri"/>
-                <w:color w:val="000000"/>
-                <w:sz w:val="18"/>
-              </w:rPr>
-              <w:t>11</w:t>
-            </w:r>
-          </w:p>
-        </w:tc>
-        <w:tc>
-          <w:tcPr>
-            <w:tcW w:w="3135" w:type="dxa"/>
-            <w:shd w:val="clear" w:color="auto" w:fill="F2F2F2"/>
-          </w:tcPr>
-          <w:p>
-            <w:r>
-              <w:rPr>
-                <w:rFonts w:ascii="Calibri" w:hAnsi="Calibri"/>
-                <w:color w:val="000000"/>
-                <w:sz w:val="18"/>
+              <w:rPr>
+                <w:rFonts w:asciiTheme="majorHAnsi" w:hAnsiTheme="majorHAnsi" w:cstheme="majorHAnsi"/>
+              </w:rPr>
+            </w:pPr>
+            <w:r>
+              <w:rPr>
+                <w:rFonts w:asciiTheme="majorHAnsi" w:hAnsiTheme="majorHAnsi" w:cstheme="majorHAnsi"/>
               </w:rPr>
               <w:t xml:space="preserve">Código revisado, versionado y </w:t>
             </w:r>
             <w:proofErr w:type="spellStart"/>
             <w:r>
               <w:rPr>
-                <w:rFonts w:ascii="Calibri" w:hAnsi="Calibri"/>
-                <w:color w:val="000000"/>
-                <w:sz w:val="18"/>
+                <w:rFonts w:asciiTheme="majorHAnsi" w:hAnsiTheme="majorHAnsi" w:cstheme="majorHAnsi"/>
               </w:rPr>
               <w:t>commiteado</w:t>
             </w:r>
             <w:proofErr w:type="spellEnd"/>
             <w:r>
               <w:rPr>
-                <w:rFonts w:ascii="Calibri" w:hAnsi="Calibri"/>
-                <w:color w:val="000000"/>
-                <w:sz w:val="18"/>
+                <w:rFonts w:asciiTheme="majorHAnsi" w:hAnsiTheme="majorHAnsi" w:cstheme="majorHAnsi"/>
               </w:rPr>
               <w:t xml:space="preserve"> en el repositorio del proyecto.</w:t>
             </w:r>
@@ -2005,26 +2071,45 @@
         </w:tc>
         <w:tc>
           <w:tcPr>
-            <w:tcW w:w="3135" w:type="dxa"/>
+            <w:tcW w:w="1296" w:type="dxa"/>
             <w:shd w:val="clear" w:color="auto" w:fill="E2EFDA"/>
+            <w:vAlign w:val="center"/>
           </w:tcPr>
           <w:p>
             <w:pPr>
               <w:jc w:val="center"/>
-            </w:pPr>
-            <w:r>
-              <w:rPr>
-                <w:rFonts w:ascii="Calibri" w:hAnsi="Calibri"/>
+              <w:rPr>
+                <w:rFonts w:asciiTheme="majorHAnsi" w:hAnsiTheme="majorHAnsi" w:cstheme="majorHAnsi"/>
+              </w:rPr>
+            </w:pPr>
+            <w:r>
+              <w:rPr>
+                <w:rFonts w:asciiTheme="majorHAnsi" w:hAnsiTheme="majorHAnsi" w:cstheme="majorHAnsi"/>
+              </w:rPr>
+              <w:t>Sí</w:t>
+            </w:r>
+          </w:p>
+        </w:tc>
+        <w:tc>
+          <w:tcPr>
+            <w:tcW w:w="4390" w:type="dxa"/>
+            <w:vAlign w:val="center"/>
+          </w:tcPr>
+          <w:p>
+            <w:pPr>
+              <w:jc w:val="center"/>
+              <w:rPr>
+                <w:rFonts w:asciiTheme="majorHAnsi" w:hAnsiTheme="majorHAnsi" w:cstheme="majorHAnsi"/>
                 <w:b/>
                 <w:color w:val="000000"/>
                 <w:sz w:val="18"/>
               </w:rPr>
-              <w:t>✔ Cumplido</w:t>
-            </w:r>
+            </w:pPr>
           </w:p>
         </w:tc>
       </w:tr>
     </w:tbl>
+    <w:p/>
     <w:p>
       <w:pPr>
         <w:pStyle w:val="Ttulo1"/>
@@ -2039,114 +2124,227 @@
     <w:tbl>
       <w:tblPr>
         <w:tblStyle w:val="Tablaconcuadrcula"/>
-        <w:tblW w:w="0" w:type="auto"/>
+        <w:tblW w:w="9496" w:type="dxa"/>
         <w:tblLook w:val="04A0" w:firstRow="1" w:lastRow="0" w:firstColumn="1" w:lastColumn="0" w:noHBand="0" w:noVBand="1"/>
       </w:tblPr>
       <w:tblGrid>
-        <w:gridCol w:w="1881"/>
-        <w:gridCol w:w="1881"/>
-        <w:gridCol w:w="1881"/>
-        <w:gridCol w:w="1881"/>
-        <w:gridCol w:w="1881"/>
+        <w:gridCol w:w="516"/>
+        <w:gridCol w:w="1375"/>
+        <w:gridCol w:w="610"/>
+        <w:gridCol w:w="1397"/>
+        <w:gridCol w:w="587"/>
+        <w:gridCol w:w="591"/>
+        <w:gridCol w:w="1169"/>
+        <w:gridCol w:w="3251"/>
       </w:tblGrid>
       <w:tr>
         <w:tc>
           <w:tcPr>
-            <w:tcW w:w="1881" w:type="dxa"/>
+            <w:tcW w:w="516" w:type="dxa"/>
             <w:shd w:val="clear" w:color="auto" w:fill="1F3864"/>
+            <w:vAlign w:val="center"/>
           </w:tcPr>
           <w:p>
             <w:pPr>
               <w:jc w:val="center"/>
-            </w:pPr>
-            <w:r>
+              <w:rPr>
+                <w:sz w:val="18"/>
+                <w:szCs w:val="18"/>
+              </w:rPr>
+            </w:pPr>
+            <w:r>
+              <w:rPr>
+                <w:b/>
+                <w:bCs/>
+                <w:sz w:val="18"/>
+                <w:szCs w:val="18"/>
+              </w:rPr>
+              <w:t>ID</w:t>
+            </w:r>
+          </w:p>
+        </w:tc>
+        <w:tc>
+          <w:tcPr>
+            <w:tcW w:w="1375" w:type="dxa"/>
+            <w:shd w:val="clear" w:color="auto" w:fill="1F3864"/>
+            <w:vAlign w:val="center"/>
+          </w:tcPr>
+          <w:p>
+            <w:pPr>
+              <w:jc w:val="center"/>
+              <w:rPr>
+                <w:sz w:val="18"/>
+                <w:szCs w:val="18"/>
+              </w:rPr>
+            </w:pPr>
+            <w:r>
+              <w:rPr>
+                <w:b/>
+                <w:bCs/>
+                <w:sz w:val="18"/>
+                <w:szCs w:val="18"/>
+              </w:rPr>
+              <w:t>Historia / Historia Técnica</w:t>
+            </w:r>
+          </w:p>
+        </w:tc>
+        <w:tc>
+          <w:tcPr>
+            <w:tcW w:w="1397" w:type="dxa"/>
+            <w:shd w:val="clear" w:color="auto" w:fill="1F3864"/>
+            <w:vAlign w:val="center"/>
+          </w:tcPr>
+          <w:p>
+            <w:pPr>
+              <w:jc w:val="center"/>
               <w:rPr>
                 <w:rFonts w:ascii="Calibri" w:hAnsi="Calibri"/>
                 <w:b/>
                 <w:color w:val="FFFFFF"/>
                 <w:sz w:val="18"/>
-              </w:rPr>
-              <w:t>ID</w:t>
-            </w:r>
-          </w:p>
-        </w:tc>
-        <w:tc>
-          <w:tcPr>
-            <w:tcW w:w="1881" w:type="dxa"/>
+                <w:szCs w:val="18"/>
+              </w:rPr>
+            </w:pPr>
+            <w:r>
+              <w:rPr>
+                <w:b/>
+                <w:bCs/>
+                <w:sz w:val="18"/>
+                <w:szCs w:val="18"/>
+              </w:rPr>
+              <w:t>Tipo</w:t>
+            </w:r>
+          </w:p>
+        </w:tc>
+        <w:tc>
+          <w:tcPr>
+            <w:tcW w:w="587" w:type="dxa"/>
             <w:shd w:val="clear" w:color="auto" w:fill="1F3864"/>
+            <w:vAlign w:val="center"/>
           </w:tcPr>
           <w:p>
             <w:pPr>
               <w:jc w:val="center"/>
-            </w:pPr>
-            <w:r>
-              <w:rPr>
-                <w:rFonts w:ascii="Calibri" w:hAnsi="Calibri"/>
+              <w:rPr>
+                <w:sz w:val="18"/>
+                <w:szCs w:val="18"/>
+              </w:rPr>
+            </w:pPr>
+            <w:r>
+              <w:rPr>
                 <w:b/>
+                <w:bCs/>
+                <w:sz w:val="18"/>
+                <w:szCs w:val="18"/>
+              </w:rPr>
+              <w:t>Módulo</w:t>
+            </w:r>
+          </w:p>
+        </w:tc>
+        <w:tc>
+          <w:tcPr>
+            <w:tcW w:w="583" w:type="dxa"/>
+            <w:shd w:val="clear" w:color="auto" w:fill="1F3864"/>
+            <w:vAlign w:val="center"/>
+          </w:tcPr>
+          <w:p>
+            <w:pPr>
+              <w:jc w:val="center"/>
+              <w:rPr>
+                <w:sz w:val="18"/>
+                <w:szCs w:val="18"/>
+              </w:rPr>
+            </w:pPr>
+            <w:r>
+              <w:rPr>
+                <w:b/>
+                <w:bCs/>
+                <w:sz w:val="18"/>
+                <w:szCs w:val="18"/>
+              </w:rPr>
+              <w:t>SP Plan</w:t>
+            </w:r>
+          </w:p>
+        </w:tc>
+        <w:tc>
+          <w:tcPr>
+            <w:tcW w:w="1136" w:type="dxa"/>
+            <w:shd w:val="clear" w:color="auto" w:fill="1F3864"/>
+            <w:vAlign w:val="center"/>
+          </w:tcPr>
+          <w:p>
+            <w:pPr>
+              <w:jc w:val="center"/>
+              <w:rPr>
+                <w:b/>
+                <w:sz w:val="18"/>
+                <w:szCs w:val="18"/>
+              </w:rPr>
+            </w:pPr>
+            <w:r>
+              <w:rPr>
+                <w:b/>
+                <w:bCs/>
+                <w:sz w:val="18"/>
+                <w:szCs w:val="18"/>
+              </w:rPr>
+              <w:t>SP Real</w:t>
+            </w:r>
+          </w:p>
+        </w:tc>
+        <w:tc>
+          <w:tcPr>
+            <w:tcW w:w="3386" w:type="dxa"/>
+            <w:shd w:val="clear" w:color="auto" w:fill="1F3864"/>
+            <w:vAlign w:val="center"/>
+          </w:tcPr>
+          <w:p>
+            <w:pPr>
+              <w:jc w:val="center"/>
+              <w:rPr>
+                <w:b/>
+                <w:bCs/>
+                <w:sz w:val="18"/>
+                <w:szCs w:val="18"/>
+              </w:rPr>
+            </w:pPr>
+            <w:r>
+              <w:rPr>
+                <w:b/>
+                <w:bCs/>
+                <w:sz w:val="18"/>
+                <w:szCs w:val="18"/>
+              </w:rPr>
+              <w:t>Estado</w:t>
+            </w:r>
+          </w:p>
+        </w:tc>
+        <w:tc>
+          <w:tcPr>
+            <w:tcW w:w="516" w:type="dxa"/>
+            <w:shd w:val="clear" w:color="auto" w:fill="1F3864"/>
+            <w:vAlign w:val="center"/>
+          </w:tcPr>
+          <w:p>
+            <w:pPr>
+              <w:jc w:val="center"/>
+              <w:rPr>
+                <w:rFonts w:ascii="Calibri" w:hAnsi="Calibri"/>
+                <w:b/>
+                <w:bCs/>
                 <w:color w:val="FFFFFF"/>
                 <w:sz w:val="18"/>
-              </w:rPr>
-              <w:t>Historia / Historia Técnica</w:t>
-            </w:r>
-          </w:p>
-        </w:tc>
-        <w:tc>
-          <w:tcPr>
-            <w:tcW w:w="1881" w:type="dxa"/>
-            <w:shd w:val="clear" w:color="auto" w:fill="1F3864"/>
-          </w:tcPr>
-          <w:p>
-            <w:pPr>
-              <w:jc w:val="center"/>
-            </w:pPr>
-            <w:r>
-              <w:rPr>
-                <w:rFonts w:ascii="Calibri" w:hAnsi="Calibri"/>
+                <w:szCs w:val="18"/>
+              </w:rPr>
+            </w:pPr>
+            <w:r>
+              <w:rPr>
                 <w:b/>
-                <w:color w:val="FFFFFF"/>
-                <w:sz w:val="18"/>
-              </w:rPr>
-              <w:t>SP Plan</w:t>
-            </w:r>
-          </w:p>
-        </w:tc>
-        <w:tc>
-          <w:tcPr>
-            <w:tcW w:w="1881" w:type="dxa"/>
-            <w:shd w:val="clear" w:color="auto" w:fill="1F3864"/>
-          </w:tcPr>
-          <w:p>
-            <w:pPr>
-              <w:jc w:val="center"/>
-            </w:pPr>
-            <w:r>
-              <w:rPr>
-                <w:rFonts w:ascii="Calibri" w:hAnsi="Calibri"/>
-                <w:b/>
-                <w:color w:val="FFFFFF"/>
-                <w:sz w:val="18"/>
-              </w:rPr>
-              <w:t>SP Real</w:t>
-            </w:r>
-          </w:p>
-        </w:tc>
-        <w:tc>
-          <w:tcPr>
-            <w:tcW w:w="1881" w:type="dxa"/>
-            <w:shd w:val="clear" w:color="auto" w:fill="1F3864"/>
-          </w:tcPr>
-          <w:p>
-            <w:pPr>
-              <w:jc w:val="center"/>
-            </w:pPr>
-            <w:r>
-              <w:rPr>
-                <w:rFonts w:ascii="Calibri" w:hAnsi="Calibri"/>
-                <w:b/>
-                <w:color w:val="FFFFFF"/>
-                <w:sz w:val="18"/>
-              </w:rPr>
-              <w:t>Estado</w:t>
+                <w:bCs/>
+                <w:sz w:val="18"/>
+                <w:szCs w:val="18"/>
+              </w:rPr>
+              <w:t>Criterios de aceptación verificados</w:t>
             </w:r>
           </w:p>
         </w:tc>
@@ -2154,18 +2352,22 @@
       <w:tr>
         <w:tc>
           <w:tcPr>
-            <w:tcW w:w="1881" w:type="dxa"/>
+            <w:tcW w:w="516" w:type="dxa"/>
             <w:shd w:val="clear" w:color="auto" w:fill="F2F2F2"/>
+            <w:vAlign w:val="center"/>
           </w:tcPr>
           <w:p>
             <w:pPr>
               <w:jc w:val="center"/>
-            </w:pPr>
-            <w:r>
-              <w:rPr>
-                <w:rFonts w:ascii="Calibri" w:hAnsi="Calibri"/>
-                <w:color w:val="000000"/>
-                <w:sz w:val="18"/>
+              <w:rPr>
+                <w:sz w:val="18"/>
+                <w:szCs w:val="18"/>
+              </w:rPr>
+            </w:pPr>
+            <w:r>
+              <w:rPr>
+                <w:sz w:val="18"/>
+                <w:szCs w:val="18"/>
               </w:rPr>
               <w:t>HU-S8-1</w:t>
             </w:r>
@@ -2173,15 +2375,22 @@
         </w:tc>
         <w:tc>
           <w:tcPr>
-            <w:tcW w:w="1881" w:type="dxa"/>
+            <w:tcW w:w="1375" w:type="dxa"/>
             <w:shd w:val="clear" w:color="auto" w:fill="F2F2F2"/>
-          </w:tcPr>
-          <w:p>
-            <w:r>
-              <w:rPr>
-                <w:rFonts w:ascii="Calibri" w:hAnsi="Calibri"/>
-                <w:color w:val="000000"/>
-                <w:sz w:val="18"/>
+            <w:vAlign w:val="center"/>
+          </w:tcPr>
+          <w:p>
+            <w:pPr>
+              <w:jc w:val="center"/>
+              <w:rPr>
+                <w:sz w:val="18"/>
+                <w:szCs w:val="18"/>
+              </w:rPr>
+            </w:pPr>
+            <w:r>
+              <w:rPr>
+                <w:sz w:val="18"/>
+                <w:szCs w:val="18"/>
               </w:rPr>
               <w:t>Registrar recepción transaccional vinculada a requerimiento aprobado</w:t>
             </w:r>
@@ -2189,18 +2398,70 @@
         </w:tc>
         <w:tc>
           <w:tcPr>
-            <w:tcW w:w="1881" w:type="dxa"/>
+            <w:tcW w:w="1397" w:type="dxa"/>
             <w:shd w:val="clear" w:color="auto" w:fill="F2F2F2"/>
+            <w:vAlign w:val="center"/>
           </w:tcPr>
           <w:p>
             <w:pPr>
               <w:jc w:val="center"/>
-            </w:pPr>
-            <w:r>
-              <w:rPr>
-                <w:rFonts w:ascii="Calibri" w:hAnsi="Calibri"/>
-                <w:color w:val="000000"/>
-                <w:sz w:val="18"/>
+              <w:rPr>
+                <w:rFonts w:ascii="Calibri" w:hAnsi="Calibri"/>
+                <w:color w:val="000000"/>
+                <w:sz w:val="18"/>
+                <w:szCs w:val="18"/>
+              </w:rPr>
+            </w:pPr>
+            <w:r>
+              <w:rPr>
+                <w:sz w:val="18"/>
+                <w:szCs w:val="18"/>
+              </w:rPr>
+              <w:t>HU</w:t>
+            </w:r>
+          </w:p>
+        </w:tc>
+        <w:tc>
+          <w:tcPr>
+            <w:tcW w:w="587" w:type="dxa"/>
+            <w:shd w:val="clear" w:color="auto" w:fill="F2F2F2"/>
+            <w:vAlign w:val="center"/>
+          </w:tcPr>
+          <w:p>
+            <w:pPr>
+              <w:jc w:val="center"/>
+              <w:rPr>
+                <w:sz w:val="18"/>
+                <w:szCs w:val="18"/>
+              </w:rPr>
+            </w:pPr>
+            <w:r>
+              <w:rPr>
+                <w:sz w:val="18"/>
+                <w:szCs w:val="18"/>
+              </w:rPr>
+              <w:t>Bodega / Recepción de Materiales</w:t>
+            </w:r>
+          </w:p>
+        </w:tc>
+        <w:tc>
+          <w:tcPr>
+            <w:tcW w:w="583" w:type="dxa"/>
+            <w:shd w:val="clear" w:color="auto" w:fill="F2F2F2"/>
+            <w:vAlign w:val="center"/>
+          </w:tcPr>
+          <w:p>
+            <w:pPr>
+              <w:jc w:val="center"/>
+              <w:rPr>
+                <w:sz w:val="18"/>
+                <w:szCs w:val="18"/>
+              </w:rPr>
+            </w:pPr>
+            <w:r>
+              <w:rPr>
+                <w:sz w:val="18"/>
+                <w:szCs w:val="18"/>
               </w:rPr>
               <w:t>10</w:t>
             </w:r>
@@ -2208,18 +2469,22 @@
         </w:tc>
         <w:tc>
           <w:tcPr>
-            <w:tcW w:w="1881" w:type="dxa"/>
-            <w:shd w:val="clear" w:color="auto" w:fill="F2F2F2"/>
+            <w:tcW w:w="1136" w:type="dxa"/>
+            <w:vAlign w:val="center"/>
           </w:tcPr>
           <w:p>
             <w:pPr>
               <w:jc w:val="center"/>
-            </w:pPr>
-            <w:r>
-              <w:rPr>
-                <w:rFonts w:ascii="Calibri" w:hAnsi="Calibri"/>
-                <w:color w:val="000000"/>
-                <w:sz w:val="18"/>
+              <w:rPr>
+                <w:b/>
+                <w:sz w:val="18"/>
+                <w:szCs w:val="18"/>
+              </w:rPr>
+            </w:pPr>
+            <w:r>
+              <w:rPr>
+                <w:sz w:val="18"/>
+                <w:szCs w:val="18"/>
               </w:rPr>
               <w:t>10</w:t>
             </w:r>
@@ -2227,20 +2492,65 @@
         </w:tc>
         <w:tc>
           <w:tcPr>
-            <w:tcW w:w="1881" w:type="dxa"/>
-            <w:shd w:val="clear" w:color="auto" w:fill="E2EFDA"/>
+            <w:tcW w:w="3386" w:type="dxa"/>
+            <w:shd w:val="clear" w:color="auto" w:fill="EAF1DD" w:themeFill="accent3" w:themeFillTint="33"/>
+            <w:vAlign w:val="center"/>
           </w:tcPr>
           <w:p>
             <w:pPr>
               <w:jc w:val="center"/>
-            </w:pPr>
-            <w:r>
-              <w:rPr>
-                <w:rFonts w:ascii="Calibri" w:hAnsi="Calibri"/>
-                <w:color w:val="000000"/>
-                <w:sz w:val="18"/>
+              <w:rPr>
+                <w:sz w:val="18"/>
+                <w:szCs w:val="18"/>
+              </w:rPr>
+            </w:pPr>
+            <w:r>
+              <w:rPr>
+                <w:sz w:val="18"/>
+                <w:szCs w:val="18"/>
               </w:rPr>
               <w:t>Completada</w:t>
+            </w:r>
+          </w:p>
+        </w:tc>
+        <w:tc>
+          <w:tcPr>
+            <w:tcW w:w="516" w:type="dxa"/>
+            <w:shd w:val="clear" w:color="auto" w:fill="FFFFFF" w:themeFill="background1"/>
+            <w:vAlign w:val="center"/>
+          </w:tcPr>
+          <w:p>
+            <w:pPr>
+              <w:jc w:val="center"/>
+              <w:rPr>
+                <w:rFonts w:ascii="Calibri" w:hAnsi="Calibri"/>
+                <w:color w:val="000000"/>
+                <w:sz w:val="18"/>
+                <w:szCs w:val="18"/>
+              </w:rPr>
+            </w:pPr>
+            <w:r>
+              <w:rPr>
+                <w:sz w:val="18"/>
+                <w:szCs w:val="18"/>
+              </w:rPr>
+              <w:t>POST /</w:t>
+            </w:r>
+            <w:proofErr w:type="spellStart"/>
+            <w:r>
+              <w:rPr>
+                <w:sz w:val="18"/>
+                <w:szCs w:val="18"/>
+              </w:rPr>
+              <w:t>recepcionar</w:t>
+            </w:r>
+            <w:proofErr w:type="spellEnd"/>
+            <w:r>
+              <w:rPr>
+                <w:sz w:val="18"/>
+                <w:szCs w:val="18"/>
+              </w:rPr>
+              <w:t xml:space="preserve"> protegido por RBAC canWrite; solo Admin y Bodeguero pueden registrar recepción; Residente y Presidente/Gerente reciben 403; recepción vinculada a requerimiento aprobado; consulta de requerimientos aprobados por proyecto con filtro estado=APROBADO.</w:t>
             </w:r>
           </w:p>
         </w:tc>
@@ -2248,18 +2558,22 @@
       <w:tr>
         <w:tc>
           <w:tcPr>
-            <w:tcW w:w="1881" w:type="dxa"/>
+            <w:tcW w:w="516" w:type="dxa"/>
             <w:shd w:val="clear" w:color="auto" w:fill="FFFFFF"/>
+            <w:vAlign w:val="center"/>
           </w:tcPr>
           <w:p>
             <w:pPr>
               <w:jc w:val="center"/>
-            </w:pPr>
-            <w:r>
-              <w:rPr>
-                <w:rFonts w:ascii="Calibri" w:hAnsi="Calibri"/>
-                <w:color w:val="000000"/>
-                <w:sz w:val="18"/>
+              <w:rPr>
+                <w:sz w:val="18"/>
+                <w:szCs w:val="18"/>
+              </w:rPr>
+            </w:pPr>
+            <w:r>
+              <w:rPr>
+                <w:sz w:val="18"/>
+                <w:szCs w:val="18"/>
               </w:rPr>
               <w:t>HU-S8-2</w:t>
             </w:r>
@@ -2267,34 +2581,102 @@
         </w:tc>
         <w:tc>
           <w:tcPr>
-            <w:tcW w:w="1881" w:type="dxa"/>
+            <w:tcW w:w="1375" w:type="dxa"/>
             <w:shd w:val="clear" w:color="auto" w:fill="FFFFFF"/>
-          </w:tcPr>
-          <w:p>
-            <w:r>
-              <w:rPr>
-                <w:rFonts w:ascii="Calibri" w:hAnsi="Calibri"/>
-                <w:color w:val="000000"/>
-                <w:sz w:val="18"/>
-              </w:rPr>
-              <w:t>Validaciones estrictas: estado APROBADO y exceso de cantidad</w:t>
-            </w:r>
-          </w:p>
-        </w:tc>
-        <w:tc>
-          <w:tcPr>
-            <w:tcW w:w="1881" w:type="dxa"/>
+            <w:vAlign w:val="center"/>
+          </w:tcPr>
+          <w:p>
+            <w:pPr>
+              <w:jc w:val="center"/>
+              <w:rPr>
+                <w:sz w:val="18"/>
+                <w:szCs w:val="18"/>
+              </w:rPr>
+            </w:pPr>
+            <w:r>
+              <w:rPr>
+                <w:sz w:val="18"/>
+                <w:szCs w:val="18"/>
+              </w:rPr>
+              <w:t xml:space="preserve">Validaciones estrictas: estado APROBADO y exceso de </w:t>
+            </w:r>
+            <w:r>
+              <w:rPr>
+                <w:sz w:val="18"/>
+                <w:szCs w:val="18"/>
+              </w:rPr>
+              <w:lastRenderedPageBreak/>
+              <w:t>cantidad</w:t>
+            </w:r>
+          </w:p>
+        </w:tc>
+        <w:tc>
+          <w:tcPr>
+            <w:tcW w:w="1397" w:type="dxa"/>
             <w:shd w:val="clear" w:color="auto" w:fill="FFFFFF"/>
+            <w:vAlign w:val="center"/>
           </w:tcPr>
           <w:p>
             <w:pPr>
               <w:jc w:val="center"/>
-            </w:pPr>
-            <w:r>
-              <w:rPr>
-                <w:rFonts w:ascii="Calibri" w:hAnsi="Calibri"/>
-                <w:color w:val="000000"/>
-                <w:sz w:val="18"/>
+              <w:rPr>
+                <w:rFonts w:ascii="Calibri" w:hAnsi="Calibri"/>
+                <w:color w:val="000000"/>
+                <w:sz w:val="18"/>
+                <w:szCs w:val="18"/>
+              </w:rPr>
+            </w:pPr>
+            <w:r>
+              <w:rPr>
+                <w:sz w:val="18"/>
+                <w:szCs w:val="18"/>
+              </w:rPr>
+              <w:lastRenderedPageBreak/>
+              <w:t>HU</w:t>
+            </w:r>
+          </w:p>
+        </w:tc>
+        <w:tc>
+          <w:tcPr>
+            <w:tcW w:w="587" w:type="dxa"/>
+            <w:shd w:val="clear" w:color="auto" w:fill="FFFFFF"/>
+            <w:vAlign w:val="center"/>
+          </w:tcPr>
+          <w:p>
+            <w:pPr>
+              <w:jc w:val="center"/>
+              <w:rPr>
+                <w:sz w:val="18"/>
+                <w:szCs w:val="18"/>
+              </w:rPr>
+            </w:pPr>
+            <w:r>
+              <w:rPr>
+                <w:sz w:val="18"/>
+                <w:szCs w:val="18"/>
+              </w:rPr>
+              <w:t>Bodega / Validaciones de Recepción</w:t>
+            </w:r>
+          </w:p>
+        </w:tc>
+        <w:tc>
+          <w:tcPr>
+            <w:tcW w:w="583" w:type="dxa"/>
+            <w:shd w:val="clear" w:color="auto" w:fill="FFFFFF"/>
+            <w:vAlign w:val="center"/>
+          </w:tcPr>
+          <w:p>
+            <w:pPr>
+              <w:jc w:val="center"/>
+              <w:rPr>
+                <w:sz w:val="18"/>
+                <w:szCs w:val="18"/>
+              </w:rPr>
+            </w:pPr>
+            <w:r>
+              <w:rPr>
+                <w:sz w:val="18"/>
+                <w:szCs w:val="18"/>
               </w:rPr>
               <w:t>8</w:t>
             </w:r>
@@ -2302,18 +2684,22 @@
         </w:tc>
         <w:tc>
           <w:tcPr>
-            <w:tcW w:w="1881" w:type="dxa"/>
-            <w:shd w:val="clear" w:color="auto" w:fill="FFFFFF"/>
+            <w:tcW w:w="1136" w:type="dxa"/>
+            <w:vAlign w:val="center"/>
           </w:tcPr>
           <w:p>
             <w:pPr>
               <w:jc w:val="center"/>
-            </w:pPr>
-            <w:r>
-              <w:rPr>
-                <w:rFonts w:ascii="Calibri" w:hAnsi="Calibri"/>
-                <w:color w:val="000000"/>
-                <w:sz w:val="18"/>
+              <w:rPr>
+                <w:b/>
+                <w:sz w:val="18"/>
+                <w:szCs w:val="18"/>
+              </w:rPr>
+            </w:pPr>
+            <w:r>
+              <w:rPr>
+                <w:sz w:val="18"/>
+                <w:szCs w:val="18"/>
               </w:rPr>
               <w:t>8</w:t>
             </w:r>
@@ -2321,20 +2707,73 @@
         </w:tc>
         <w:tc>
           <w:tcPr>
-            <w:tcW w:w="1881" w:type="dxa"/>
-            <w:shd w:val="clear" w:color="auto" w:fill="E2EFDA"/>
+            <w:tcW w:w="3386" w:type="dxa"/>
+            <w:shd w:val="clear" w:color="auto" w:fill="EAF1DD" w:themeFill="accent3" w:themeFillTint="33"/>
+            <w:vAlign w:val="center"/>
           </w:tcPr>
           <w:p>
             <w:pPr>
               <w:jc w:val="center"/>
-            </w:pPr>
-            <w:r>
-              <w:rPr>
-                <w:rFonts w:ascii="Calibri" w:hAnsi="Calibri"/>
-                <w:color w:val="000000"/>
-                <w:sz w:val="18"/>
+              <w:rPr>
+                <w:sz w:val="18"/>
+                <w:szCs w:val="18"/>
+              </w:rPr>
+            </w:pPr>
+            <w:r>
+              <w:rPr>
+                <w:sz w:val="18"/>
+                <w:szCs w:val="18"/>
               </w:rPr>
               <w:t>Completada</w:t>
+            </w:r>
+          </w:p>
+        </w:tc>
+        <w:tc>
+          <w:tcPr>
+            <w:tcW w:w="516" w:type="dxa"/>
+            <w:shd w:val="clear" w:color="auto" w:fill="FFFFFF" w:themeFill="background1"/>
+            <w:vAlign w:val="center"/>
+          </w:tcPr>
+          <w:p>
+            <w:pPr>
+              <w:jc w:val="center"/>
+              <w:rPr>
+                <w:rFonts w:ascii="Calibri" w:hAnsi="Calibri"/>
+                <w:color w:val="000000"/>
+                <w:sz w:val="18"/>
+                <w:szCs w:val="18"/>
+              </w:rPr>
+            </w:pPr>
+            <w:r>
+              <w:rPr>
+                <w:sz w:val="18"/>
+                <w:szCs w:val="18"/>
+              </w:rPr>
+              <w:t xml:space="preserve">Validación de </w:t>
+            </w:r>
+            <w:proofErr w:type="spellStart"/>
+            <w:r>
+              <w:rPr>
+                <w:sz w:val="18"/>
+                <w:szCs w:val="18"/>
+              </w:rPr>
+              <w:t>detallesRecepcion</w:t>
+            </w:r>
+            <w:proofErr w:type="spellEnd"/>
+            <w:r>
+              <w:rPr>
+                <w:sz w:val="18"/>
+                <w:szCs w:val="18"/>
+              </w:rPr>
+              <w:t xml:space="preserve"> no vacío; cantidades recibidas positivas; verificación de requerimiento en estado APROBADO; error 422 con código </w:t>
+            </w:r>
+            <w:r>
+              <w:rPr>
+                <w:sz w:val="18"/>
+                <w:szCs w:val="18"/>
+              </w:rPr>
+              <w:lastRenderedPageBreak/>
+              <w:t>REQUERIMIENTO_NO_APROBADO; control de exceso de cantidad con código CANTIDAD_EXCEDE_REQUERIMIENTO.</w:t>
             </w:r>
           </w:p>
         </w:tc>
@@ -2342,34 +2781,46 @@
       <w:tr>
         <w:tc>
           <w:tcPr>
-            <w:tcW w:w="1881" w:type="dxa"/>
+            <w:tcW w:w="516" w:type="dxa"/>
             <w:shd w:val="clear" w:color="auto" w:fill="F2F2F2"/>
+            <w:vAlign w:val="center"/>
           </w:tcPr>
           <w:p>
             <w:pPr>
               <w:jc w:val="center"/>
-            </w:pPr>
-            <w:r>
-              <w:rPr>
-                <w:rFonts w:ascii="Calibri" w:hAnsi="Calibri"/>
-                <w:color w:val="000000"/>
-                <w:sz w:val="18"/>
-              </w:rPr>
+              <w:rPr>
+                <w:sz w:val="18"/>
+                <w:szCs w:val="18"/>
+              </w:rPr>
+            </w:pPr>
+            <w:r>
+              <w:rPr>
+                <w:sz w:val="18"/>
+                <w:szCs w:val="18"/>
+              </w:rPr>
+              <w:lastRenderedPageBreak/>
               <w:t>HU-S8-3</w:t>
             </w:r>
           </w:p>
         </w:tc>
         <w:tc>
           <w:tcPr>
-            <w:tcW w:w="1881" w:type="dxa"/>
+            <w:tcW w:w="1375" w:type="dxa"/>
             <w:shd w:val="clear" w:color="auto" w:fill="F2F2F2"/>
-          </w:tcPr>
-          <w:p>
-            <w:r>
-              <w:rPr>
-                <w:rFonts w:ascii="Calibri" w:hAnsi="Calibri"/>
-                <w:color w:val="000000"/>
-                <w:sz w:val="18"/>
+            <w:vAlign w:val="center"/>
+          </w:tcPr>
+          <w:p>
+            <w:pPr>
+              <w:jc w:val="center"/>
+              <w:rPr>
+                <w:sz w:val="18"/>
+                <w:szCs w:val="18"/>
+              </w:rPr>
+            </w:pPr>
+            <w:r>
+              <w:rPr>
+                <w:sz w:val="18"/>
+                <w:szCs w:val="18"/>
               </w:rPr>
               <w:t>Bloqueos y alertas con códigos de error claros (422)</w:t>
             </w:r>
@@ -2377,18 +2828,70 @@
         </w:tc>
         <w:tc>
           <w:tcPr>
-            <w:tcW w:w="1881" w:type="dxa"/>
+            <w:tcW w:w="1397" w:type="dxa"/>
             <w:shd w:val="clear" w:color="auto" w:fill="F2F2F2"/>
+            <w:vAlign w:val="center"/>
           </w:tcPr>
           <w:p>
             <w:pPr>
               <w:jc w:val="center"/>
-            </w:pPr>
-            <w:r>
-              <w:rPr>
-                <w:rFonts w:ascii="Calibri" w:hAnsi="Calibri"/>
-                <w:color w:val="000000"/>
-                <w:sz w:val="18"/>
+              <w:rPr>
+                <w:rFonts w:ascii="Calibri" w:hAnsi="Calibri"/>
+                <w:color w:val="000000"/>
+                <w:sz w:val="18"/>
+                <w:szCs w:val="18"/>
+              </w:rPr>
+            </w:pPr>
+            <w:r>
+              <w:rPr>
+                <w:sz w:val="18"/>
+                <w:szCs w:val="18"/>
+              </w:rPr>
+              <w:t>HU</w:t>
+            </w:r>
+          </w:p>
+        </w:tc>
+        <w:tc>
+          <w:tcPr>
+            <w:tcW w:w="587" w:type="dxa"/>
+            <w:shd w:val="clear" w:color="auto" w:fill="F2F2F2"/>
+            <w:vAlign w:val="center"/>
+          </w:tcPr>
+          <w:p>
+            <w:pPr>
+              <w:jc w:val="center"/>
+              <w:rPr>
+                <w:sz w:val="18"/>
+                <w:szCs w:val="18"/>
+              </w:rPr>
+            </w:pPr>
+            <w:r>
+              <w:rPr>
+                <w:sz w:val="18"/>
+                <w:szCs w:val="18"/>
+              </w:rPr>
+              <w:t>Bodega / Alertas y Errores Controlados</w:t>
+            </w:r>
+          </w:p>
+        </w:tc>
+        <w:tc>
+          <w:tcPr>
+            <w:tcW w:w="583" w:type="dxa"/>
+            <w:shd w:val="clear" w:color="auto" w:fill="F2F2F2"/>
+            <w:vAlign w:val="center"/>
+          </w:tcPr>
+          <w:p>
+            <w:pPr>
+              <w:jc w:val="center"/>
+              <w:rPr>
+                <w:sz w:val="18"/>
+                <w:szCs w:val="18"/>
+              </w:rPr>
+            </w:pPr>
+            <w:r>
+              <w:rPr>
+                <w:sz w:val="18"/>
+                <w:szCs w:val="18"/>
               </w:rPr>
               <w:t>5</w:t>
             </w:r>
@@ -2396,18 +2899,22 @@
         </w:tc>
         <w:tc>
           <w:tcPr>
-            <w:tcW w:w="1881" w:type="dxa"/>
-            <w:shd w:val="clear" w:color="auto" w:fill="F2F2F2"/>
+            <w:tcW w:w="1136" w:type="dxa"/>
+            <w:vAlign w:val="center"/>
           </w:tcPr>
           <w:p>
             <w:pPr>
               <w:jc w:val="center"/>
-            </w:pPr>
-            <w:r>
-              <w:rPr>
-                <w:rFonts w:ascii="Calibri" w:hAnsi="Calibri"/>
-                <w:color w:val="000000"/>
-                <w:sz w:val="18"/>
+              <w:rPr>
+                <w:b/>
+                <w:sz w:val="18"/>
+                <w:szCs w:val="18"/>
+              </w:rPr>
+            </w:pPr>
+            <w:r>
+              <w:rPr>
+                <w:sz w:val="18"/>
+                <w:szCs w:val="18"/>
               </w:rPr>
               <w:t>5</w:t>
             </w:r>
@@ -2415,20 +2922,49 @@
         </w:tc>
         <w:tc>
           <w:tcPr>
-            <w:tcW w:w="1881" w:type="dxa"/>
-            <w:shd w:val="clear" w:color="auto" w:fill="E2EFDA"/>
+            <w:tcW w:w="3386" w:type="dxa"/>
+            <w:shd w:val="clear" w:color="auto" w:fill="EAF1DD" w:themeFill="accent3" w:themeFillTint="33"/>
+            <w:vAlign w:val="center"/>
           </w:tcPr>
           <w:p>
             <w:pPr>
               <w:jc w:val="center"/>
-            </w:pPr>
-            <w:r>
-              <w:rPr>
-                <w:rFonts w:ascii="Calibri" w:hAnsi="Calibri"/>
-                <w:color w:val="000000"/>
-                <w:sz w:val="18"/>
+              <w:rPr>
+                <w:sz w:val="18"/>
+                <w:szCs w:val="18"/>
+              </w:rPr>
+            </w:pPr>
+            <w:r>
+              <w:rPr>
+                <w:sz w:val="18"/>
+                <w:szCs w:val="18"/>
               </w:rPr>
               <w:t>Completada</w:t>
+            </w:r>
+          </w:p>
+        </w:tc>
+        <w:tc>
+          <w:tcPr>
+            <w:tcW w:w="516" w:type="dxa"/>
+            <w:shd w:val="clear" w:color="auto" w:fill="FFFFFF" w:themeFill="background1"/>
+            <w:vAlign w:val="center"/>
+          </w:tcPr>
+          <w:p>
+            <w:pPr>
+              <w:jc w:val="center"/>
+              <w:rPr>
+                <w:rFonts w:ascii="Calibri" w:hAnsi="Calibri"/>
+                <w:color w:val="000000"/>
+                <w:sz w:val="18"/>
+                <w:szCs w:val="18"/>
+              </w:rPr>
+            </w:pPr>
+            <w:r>
+              <w:rPr>
+                <w:sz w:val="18"/>
+                <w:szCs w:val="18"/>
+              </w:rPr>
+              <w:t>Manejo de errores funcionales mediante códigos explícitos; retorno HTTP 422 para bloqueos por requerimiento no aprobado o exceso de recepción; errores preparados para mostrarse como alertas visibles en la interfaz de bodega.</w:t>
             </w:r>
           </w:p>
         </w:tc>
@@ -2436,18 +2972,22 @@
       <w:tr>
         <w:tc>
           <w:tcPr>
-            <w:tcW w:w="1881" w:type="dxa"/>
+            <w:tcW w:w="516" w:type="dxa"/>
             <w:shd w:val="clear" w:color="auto" w:fill="FFFFFF"/>
+            <w:vAlign w:val="center"/>
           </w:tcPr>
           <w:p>
             <w:pPr>
               <w:jc w:val="center"/>
-            </w:pPr>
-            <w:r>
-              <w:rPr>
-                <w:rFonts w:ascii="Calibri" w:hAnsi="Calibri"/>
-                <w:color w:val="000000"/>
-                <w:sz w:val="18"/>
+              <w:rPr>
+                <w:sz w:val="18"/>
+                <w:szCs w:val="18"/>
+              </w:rPr>
+            </w:pPr>
+            <w:r>
+              <w:rPr>
+                <w:sz w:val="18"/>
+                <w:szCs w:val="18"/>
               </w:rPr>
               <w:t>HU-S8-4</w:t>
             </w:r>
@@ -2455,15 +2995,22 @@
         </w:tc>
         <w:tc>
           <w:tcPr>
-            <w:tcW w:w="1881" w:type="dxa"/>
+            <w:tcW w:w="1375" w:type="dxa"/>
             <w:shd w:val="clear" w:color="auto" w:fill="FFFFFF"/>
-          </w:tcPr>
-          <w:p>
-            <w:r>
-              <w:rPr>
-                <w:rFonts w:ascii="Calibri" w:hAnsi="Calibri"/>
-                <w:color w:val="000000"/>
-                <w:sz w:val="18"/>
+            <w:vAlign w:val="center"/>
+          </w:tcPr>
+          <w:p>
+            <w:pPr>
+              <w:jc w:val="center"/>
+              <w:rPr>
+                <w:sz w:val="18"/>
+                <w:szCs w:val="18"/>
+              </w:rPr>
+            </w:pPr>
+            <w:r>
+              <w:rPr>
+                <w:sz w:val="18"/>
+                <w:szCs w:val="18"/>
               </w:rPr>
               <w:t>Inventario con saldo y desglose completo de movimientos</w:t>
             </w:r>
@@ -2471,18 +3018,70 @@
         </w:tc>
         <w:tc>
           <w:tcPr>
-            <w:tcW w:w="1881" w:type="dxa"/>
+            <w:tcW w:w="1397" w:type="dxa"/>
             <w:shd w:val="clear" w:color="auto" w:fill="FFFFFF"/>
+            <w:vAlign w:val="center"/>
           </w:tcPr>
           <w:p>
             <w:pPr>
               <w:jc w:val="center"/>
-            </w:pPr>
-            <w:r>
-              <w:rPr>
-                <w:rFonts w:ascii="Calibri" w:hAnsi="Calibri"/>
-                <w:color w:val="000000"/>
-                <w:sz w:val="18"/>
+              <w:rPr>
+                <w:rFonts w:ascii="Calibri" w:hAnsi="Calibri"/>
+                <w:color w:val="000000"/>
+                <w:sz w:val="18"/>
+                <w:szCs w:val="18"/>
+              </w:rPr>
+            </w:pPr>
+            <w:r>
+              <w:rPr>
+                <w:sz w:val="18"/>
+                <w:szCs w:val="18"/>
+              </w:rPr>
+              <w:t>HU</w:t>
+            </w:r>
+          </w:p>
+        </w:tc>
+        <w:tc>
+          <w:tcPr>
+            <w:tcW w:w="587" w:type="dxa"/>
+            <w:shd w:val="clear" w:color="auto" w:fill="FFFFFF"/>
+            <w:vAlign w:val="center"/>
+          </w:tcPr>
+          <w:p>
+            <w:pPr>
+              <w:jc w:val="center"/>
+              <w:rPr>
+                <w:sz w:val="18"/>
+                <w:szCs w:val="18"/>
+              </w:rPr>
+            </w:pPr>
+            <w:r>
+              <w:rPr>
+                <w:sz w:val="18"/>
+                <w:szCs w:val="18"/>
+              </w:rPr>
+              <w:t>Inventario / Movimientos</w:t>
+            </w:r>
+          </w:p>
+        </w:tc>
+        <w:tc>
+          <w:tcPr>
+            <w:tcW w:w="583" w:type="dxa"/>
+            <w:shd w:val="clear" w:color="auto" w:fill="FFFFFF"/>
+            <w:vAlign w:val="center"/>
+          </w:tcPr>
+          <w:p>
+            <w:pPr>
+              <w:jc w:val="center"/>
+              <w:rPr>
+                <w:sz w:val="18"/>
+                <w:szCs w:val="18"/>
+              </w:rPr>
+            </w:pPr>
+            <w:r>
+              <w:rPr>
+                <w:sz w:val="18"/>
+                <w:szCs w:val="18"/>
               </w:rPr>
               <w:t>8</w:t>
             </w:r>
@@ -2490,18 +3089,22 @@
         </w:tc>
         <w:tc>
           <w:tcPr>
-            <w:tcW w:w="1881" w:type="dxa"/>
-            <w:shd w:val="clear" w:color="auto" w:fill="FFFFFF"/>
+            <w:tcW w:w="1136" w:type="dxa"/>
+            <w:vAlign w:val="center"/>
           </w:tcPr>
           <w:p>
             <w:pPr>
               <w:jc w:val="center"/>
-            </w:pPr>
-            <w:r>
-              <w:rPr>
-                <w:rFonts w:ascii="Calibri" w:hAnsi="Calibri"/>
-                <w:color w:val="000000"/>
-                <w:sz w:val="18"/>
+              <w:rPr>
+                <w:b/>
+                <w:sz w:val="18"/>
+                <w:szCs w:val="18"/>
+              </w:rPr>
+            </w:pPr>
+            <w:r>
+              <w:rPr>
+                <w:sz w:val="18"/>
+                <w:szCs w:val="18"/>
               </w:rPr>
               <w:t>8</w:t>
             </w:r>
@@ -2509,20 +3112,129 @@
         </w:tc>
         <w:tc>
           <w:tcPr>
-            <w:tcW w:w="1881" w:type="dxa"/>
-            <w:shd w:val="clear" w:color="auto" w:fill="E2EFDA"/>
+            <w:tcW w:w="3386" w:type="dxa"/>
+            <w:shd w:val="clear" w:color="auto" w:fill="EAF1DD" w:themeFill="accent3" w:themeFillTint="33"/>
+            <w:vAlign w:val="center"/>
           </w:tcPr>
           <w:p>
             <w:pPr>
               <w:jc w:val="center"/>
-            </w:pPr>
-            <w:r>
-              <w:rPr>
-                <w:rFonts w:ascii="Calibri" w:hAnsi="Calibri"/>
-                <w:color w:val="000000"/>
-                <w:sz w:val="18"/>
+              <w:rPr>
+                <w:sz w:val="18"/>
+                <w:szCs w:val="18"/>
+              </w:rPr>
+            </w:pPr>
+            <w:r>
+              <w:rPr>
+                <w:sz w:val="18"/>
+                <w:szCs w:val="18"/>
               </w:rPr>
               <w:t>Completada</w:t>
+            </w:r>
+          </w:p>
+        </w:tc>
+        <w:tc>
+          <w:tcPr>
+            <w:tcW w:w="516" w:type="dxa"/>
+            <w:shd w:val="clear" w:color="auto" w:fill="FFFFFF" w:themeFill="background1"/>
+            <w:vAlign w:val="center"/>
+          </w:tcPr>
+          <w:p>
+            <w:pPr>
+              <w:jc w:val="center"/>
+              <w:rPr>
+                <w:rFonts w:ascii="Calibri" w:hAnsi="Calibri"/>
+                <w:color w:val="000000"/>
+                <w:sz w:val="18"/>
+                <w:szCs w:val="18"/>
+              </w:rPr>
+            </w:pPr>
+            <w:r>
+              <w:rPr>
+                <w:sz w:val="18"/>
+                <w:szCs w:val="18"/>
+              </w:rPr>
+              <w:t xml:space="preserve">GET /inventario funcional por proyecto; respuesta con </w:t>
+            </w:r>
+            <w:proofErr w:type="spellStart"/>
+            <w:r>
+              <w:rPr>
+                <w:sz w:val="18"/>
+                <w:szCs w:val="18"/>
+              </w:rPr>
+              <w:t>stockActual</w:t>
+            </w:r>
+            <w:proofErr w:type="spellEnd"/>
+            <w:r>
+              <w:rPr>
+                <w:sz w:val="18"/>
+                <w:szCs w:val="18"/>
+              </w:rPr>
+              <w:t xml:space="preserve">; desglose de movimientos con </w:t>
+            </w:r>
+            <w:proofErr w:type="spellStart"/>
+            <w:r>
+              <w:rPr>
+                <w:sz w:val="18"/>
+                <w:szCs w:val="18"/>
+              </w:rPr>
+              <w:t>totalEntradas</w:t>
+            </w:r>
+            <w:proofErr w:type="spellEnd"/>
+            <w:r>
+              <w:rPr>
+                <w:sz w:val="18"/>
+                <w:szCs w:val="18"/>
+              </w:rPr>
+              <w:t xml:space="preserve">, </w:t>
+            </w:r>
+            <w:proofErr w:type="spellStart"/>
+            <w:r>
+              <w:rPr>
+                <w:sz w:val="18"/>
+                <w:szCs w:val="18"/>
+              </w:rPr>
+              <w:t>totalSalidas</w:t>
+            </w:r>
+            <w:proofErr w:type="spellEnd"/>
+            <w:r>
+              <w:rPr>
+                <w:sz w:val="18"/>
+                <w:szCs w:val="18"/>
+              </w:rPr>
+              <w:t xml:space="preserve">, </w:t>
+            </w:r>
+            <w:proofErr w:type="spellStart"/>
+            <w:r>
+              <w:rPr>
+                <w:sz w:val="18"/>
+                <w:szCs w:val="18"/>
+              </w:rPr>
+              <w:t>totalAjustes</w:t>
+            </w:r>
+            <w:proofErr w:type="spellEnd"/>
+            <w:r>
+              <w:rPr>
+                <w:sz w:val="18"/>
+                <w:szCs w:val="18"/>
+              </w:rPr>
+              <w:t xml:space="preserve">, diferencia y </w:t>
+            </w:r>
+            <w:proofErr w:type="spellStart"/>
+            <w:r>
+              <w:rPr>
+                <w:sz w:val="18"/>
+                <w:szCs w:val="18"/>
+              </w:rPr>
+              <w:t>saldoCalculado</w:t>
+            </w:r>
+            <w:proofErr w:type="spellEnd"/>
+            <w:r>
+              <w:rPr>
+                <w:sz w:val="18"/>
+                <w:szCs w:val="18"/>
+              </w:rPr>
+              <w:t>; validación de estructura de inventario cuando la BD está disponible.</w:t>
             </w:r>
           </w:p>
         </w:tc>
@@ -2530,18 +3242,22 @@
       <w:tr>
         <w:tc>
           <w:tcPr>
-            <w:tcW w:w="1881" w:type="dxa"/>
+            <w:tcW w:w="516" w:type="dxa"/>
             <w:shd w:val="clear" w:color="auto" w:fill="F2F2F2"/>
+            <w:vAlign w:val="center"/>
           </w:tcPr>
           <w:p>
             <w:pPr>
               <w:jc w:val="center"/>
-            </w:pPr>
-            <w:r>
-              <w:rPr>
-                <w:rFonts w:ascii="Calibri" w:hAnsi="Calibri"/>
-                <w:color w:val="000000"/>
-                <w:sz w:val="18"/>
+              <w:rPr>
+                <w:sz w:val="18"/>
+                <w:szCs w:val="18"/>
+              </w:rPr>
+            </w:pPr>
+            <w:r>
+              <w:rPr>
+                <w:sz w:val="18"/>
+                <w:szCs w:val="18"/>
               </w:rPr>
               <w:t>HU-S8-5</w:t>
             </w:r>
@@ -2549,43 +3265,47 @@
         </w:tc>
         <w:tc>
           <w:tcPr>
-            <w:tcW w:w="1881" w:type="dxa"/>
+            <w:tcW w:w="1375" w:type="dxa"/>
             <w:shd w:val="clear" w:color="auto" w:fill="F2F2F2"/>
-          </w:tcPr>
-          <w:p>
+            <w:vAlign w:val="center"/>
+          </w:tcPr>
+          <w:p>
+            <w:pPr>
+              <w:jc w:val="center"/>
+              <w:rPr>
+                <w:sz w:val="18"/>
+                <w:szCs w:val="18"/>
+              </w:rPr>
+            </w:pPr>
             <w:proofErr w:type="spellStart"/>
             <w:r>
               <w:rPr>
-                <w:rFonts w:ascii="Calibri" w:hAnsi="Calibri"/>
-                <w:color w:val="000000"/>
-                <w:sz w:val="18"/>
+                <w:sz w:val="18"/>
+                <w:szCs w:val="18"/>
               </w:rPr>
               <w:t>Rollback</w:t>
             </w:r>
             <w:proofErr w:type="spellEnd"/>
             <w:r>
               <w:rPr>
-                <w:rFonts w:ascii="Calibri" w:hAnsi="Calibri"/>
-                <w:color w:val="000000"/>
-                <w:sz w:val="18"/>
+                <w:sz w:val="18"/>
+                <w:szCs w:val="18"/>
               </w:rPr>
               <w:t xml:space="preserve"> transaccional y </w:t>
             </w:r>
             <w:proofErr w:type="spellStart"/>
             <w:r>
               <w:rPr>
-                <w:rFonts w:ascii="Calibri" w:hAnsi="Calibri"/>
-                <w:color w:val="000000"/>
-                <w:sz w:val="18"/>
+                <w:sz w:val="18"/>
+                <w:szCs w:val="18"/>
               </w:rPr>
               <w:t>audit_log</w:t>
             </w:r>
             <w:proofErr w:type="spellEnd"/>
             <w:r>
               <w:rPr>
-                <w:rFonts w:ascii="Calibri" w:hAnsi="Calibri"/>
-                <w:color w:val="000000"/>
-                <w:sz w:val="18"/>
+                <w:sz w:val="18"/>
+                <w:szCs w:val="18"/>
               </w:rPr>
               <w:t xml:space="preserve"> en misma transacción</w:t>
             </w:r>
@@ -2593,18 +3313,70 @@
         </w:tc>
         <w:tc>
           <w:tcPr>
-            <w:tcW w:w="1881" w:type="dxa"/>
+            <w:tcW w:w="1397" w:type="dxa"/>
             <w:shd w:val="clear" w:color="auto" w:fill="F2F2F2"/>
+            <w:vAlign w:val="center"/>
           </w:tcPr>
           <w:p>
             <w:pPr>
               <w:jc w:val="center"/>
-            </w:pPr>
-            <w:r>
-              <w:rPr>
-                <w:rFonts w:ascii="Calibri" w:hAnsi="Calibri"/>
-                <w:color w:val="000000"/>
-                <w:sz w:val="18"/>
+              <w:rPr>
+                <w:rFonts w:ascii="Calibri" w:hAnsi="Calibri"/>
+                <w:color w:val="000000"/>
+                <w:sz w:val="18"/>
+                <w:szCs w:val="18"/>
+              </w:rPr>
+            </w:pPr>
+            <w:r>
+              <w:rPr>
+                <w:sz w:val="18"/>
+                <w:szCs w:val="18"/>
+              </w:rPr>
+              <w:t>HU</w:t>
+            </w:r>
+          </w:p>
+        </w:tc>
+        <w:tc>
+          <w:tcPr>
+            <w:tcW w:w="587" w:type="dxa"/>
+            <w:shd w:val="clear" w:color="auto" w:fill="F2F2F2"/>
+            <w:vAlign w:val="center"/>
+          </w:tcPr>
+          <w:p>
+            <w:pPr>
+              <w:jc w:val="center"/>
+              <w:rPr>
+                <w:sz w:val="18"/>
+                <w:szCs w:val="18"/>
+              </w:rPr>
+            </w:pPr>
+            <w:r>
+              <w:rPr>
+                <w:sz w:val="18"/>
+                <w:szCs w:val="18"/>
+              </w:rPr>
+              <w:t>Auditoría / Transacciones</w:t>
+            </w:r>
+          </w:p>
+        </w:tc>
+        <w:tc>
+          <w:tcPr>
+            <w:tcW w:w="583" w:type="dxa"/>
+            <w:shd w:val="clear" w:color="auto" w:fill="F2F2F2"/>
+            <w:vAlign w:val="center"/>
+          </w:tcPr>
+          <w:p>
+            <w:pPr>
+              <w:jc w:val="center"/>
+              <w:rPr>
+                <w:sz w:val="18"/>
+                <w:szCs w:val="18"/>
+              </w:rPr>
+            </w:pPr>
+            <w:r>
+              <w:rPr>
+                <w:sz w:val="18"/>
+                <w:szCs w:val="18"/>
               </w:rPr>
               <w:t>8</w:t>
             </w:r>
@@ -2612,18 +3384,22 @@
         </w:tc>
         <w:tc>
           <w:tcPr>
-            <w:tcW w:w="1881" w:type="dxa"/>
-            <w:shd w:val="clear" w:color="auto" w:fill="F2F2F2"/>
+            <w:tcW w:w="1136" w:type="dxa"/>
+            <w:vAlign w:val="center"/>
           </w:tcPr>
           <w:p>
             <w:pPr>
               <w:jc w:val="center"/>
-            </w:pPr>
-            <w:r>
-              <w:rPr>
-                <w:rFonts w:ascii="Calibri" w:hAnsi="Calibri"/>
-                <w:color w:val="000000"/>
-                <w:sz w:val="18"/>
+              <w:rPr>
+                <w:b/>
+                <w:sz w:val="18"/>
+                <w:szCs w:val="18"/>
+              </w:rPr>
+            </w:pPr>
+            <w:r>
+              <w:rPr>
+                <w:sz w:val="18"/>
+                <w:szCs w:val="18"/>
               </w:rPr>
               <w:t>8</w:t>
             </w:r>
@@ -2631,20 +3407,113 @@
         </w:tc>
         <w:tc>
           <w:tcPr>
-            <w:tcW w:w="1881" w:type="dxa"/>
-            <w:shd w:val="clear" w:color="auto" w:fill="E2EFDA"/>
+            <w:tcW w:w="3386" w:type="dxa"/>
+            <w:shd w:val="clear" w:color="auto" w:fill="EAF1DD" w:themeFill="accent3" w:themeFillTint="33"/>
+            <w:vAlign w:val="center"/>
           </w:tcPr>
           <w:p>
             <w:pPr>
               <w:jc w:val="center"/>
-            </w:pPr>
-            <w:r>
-              <w:rPr>
-                <w:rFonts w:ascii="Calibri" w:hAnsi="Calibri"/>
-                <w:color w:val="000000"/>
-                <w:sz w:val="18"/>
+              <w:rPr>
+                <w:sz w:val="18"/>
+                <w:szCs w:val="18"/>
+              </w:rPr>
+            </w:pPr>
+            <w:r>
+              <w:rPr>
+                <w:sz w:val="18"/>
+                <w:szCs w:val="18"/>
               </w:rPr>
               <w:t>Completada</w:t>
+            </w:r>
+          </w:p>
+        </w:tc>
+        <w:tc>
+          <w:tcPr>
+            <w:tcW w:w="516" w:type="dxa"/>
+            <w:shd w:val="clear" w:color="auto" w:fill="FFFFFF" w:themeFill="background1"/>
+            <w:vAlign w:val="center"/>
+          </w:tcPr>
+          <w:p>
+            <w:pPr>
+              <w:jc w:val="center"/>
+              <w:rPr>
+                <w:rFonts w:ascii="Calibri" w:hAnsi="Calibri"/>
+                <w:color w:val="000000"/>
+                <w:sz w:val="18"/>
+                <w:szCs w:val="18"/>
+              </w:rPr>
+            </w:pPr>
+            <w:r>
+              <w:rPr>
+                <w:sz w:val="18"/>
+                <w:szCs w:val="18"/>
+              </w:rPr>
+              <w:t xml:space="preserve">Recepción ejecutada dentro de Prisma.$transaction; </w:t>
+            </w:r>
+            <w:proofErr w:type="spellStart"/>
+            <w:r>
+              <w:rPr>
+                <w:sz w:val="18"/>
+                <w:szCs w:val="18"/>
+              </w:rPr>
+              <w:t>rollback</w:t>
+            </w:r>
+            <w:proofErr w:type="spellEnd"/>
+            <w:r>
+              <w:rPr>
+                <w:sz w:val="18"/>
+                <w:szCs w:val="18"/>
+              </w:rPr>
+              <w:t xml:space="preserve"> automático ante fallas; stock sin cambios parciales; creación de </w:t>
+            </w:r>
+            <w:proofErr w:type="spellStart"/>
+            <w:r>
+              <w:rPr>
+                <w:sz w:val="18"/>
+                <w:szCs w:val="18"/>
+              </w:rPr>
+              <w:t>audit_log</w:t>
+            </w:r>
+            <w:proofErr w:type="spellEnd"/>
+            <w:r>
+              <w:rPr>
+                <w:sz w:val="18"/>
+                <w:szCs w:val="18"/>
+              </w:rPr>
+              <w:t xml:space="preserve"> dentro de la misma transacción con tabla </w:t>
+            </w:r>
+            <w:proofErr w:type="spellStart"/>
+            <w:r>
+              <w:rPr>
+                <w:sz w:val="18"/>
+                <w:szCs w:val="18"/>
+              </w:rPr>
+              <w:t>movimiento_inventario</w:t>
+            </w:r>
+            <w:proofErr w:type="spellEnd"/>
+            <w:r>
+              <w:rPr>
+                <w:sz w:val="18"/>
+                <w:szCs w:val="18"/>
+              </w:rPr>
+              <w:t xml:space="preserve">, operación INSERT e </w:t>
+            </w:r>
+            <w:proofErr w:type="spellStart"/>
+            <w:r>
+              <w:rPr>
+                <w:sz w:val="18"/>
+                <w:szCs w:val="18"/>
+              </w:rPr>
+              <w:t>idUsuario</w:t>
+            </w:r>
+            <w:proofErr w:type="spellEnd"/>
+            <w:r>
+              <w:rPr>
+                <w:sz w:val="18"/>
+                <w:szCs w:val="18"/>
+              </w:rPr>
+              <w:t>.</w:t>
             </w:r>
           </w:p>
         </w:tc>
@@ -2652,18 +3521,22 @@
       <w:tr>
         <w:tc>
           <w:tcPr>
-            <w:tcW w:w="1881" w:type="dxa"/>
+            <w:tcW w:w="516" w:type="dxa"/>
             <w:shd w:val="clear" w:color="auto" w:fill="FFFFFF"/>
+            <w:vAlign w:val="center"/>
           </w:tcPr>
           <w:p>
             <w:pPr>
               <w:jc w:val="center"/>
-            </w:pPr>
-            <w:r>
-              <w:rPr>
-                <w:rFonts w:ascii="Calibri" w:hAnsi="Calibri"/>
-                <w:color w:val="000000"/>
-                <w:sz w:val="18"/>
+              <w:rPr>
+                <w:sz w:val="18"/>
+                <w:szCs w:val="18"/>
+              </w:rPr>
+            </w:pPr>
+            <w:r>
+              <w:rPr>
+                <w:sz w:val="18"/>
+                <w:szCs w:val="18"/>
               </w:rPr>
               <w:t>HT-S8-01</w:t>
             </w:r>
@@ -2671,15 +3544,22 @@
         </w:tc>
         <w:tc>
           <w:tcPr>
-            <w:tcW w:w="1881" w:type="dxa"/>
+            <w:tcW w:w="1375" w:type="dxa"/>
             <w:shd w:val="clear" w:color="auto" w:fill="FFFFFF"/>
-          </w:tcPr>
-          <w:p>
-            <w:r>
-              <w:rPr>
-                <w:rFonts w:ascii="Calibri" w:hAnsi="Calibri"/>
-                <w:color w:val="000000"/>
-                <w:sz w:val="18"/>
+            <w:vAlign w:val="center"/>
+          </w:tcPr>
+          <w:p>
+            <w:pPr>
+              <w:jc w:val="center"/>
+              <w:rPr>
+                <w:sz w:val="18"/>
+                <w:szCs w:val="18"/>
+              </w:rPr>
+            </w:pPr>
+            <w:r>
+              <w:rPr>
+                <w:sz w:val="18"/>
+                <w:szCs w:val="18"/>
               </w:rPr>
               <w:t>Verificación compatibilidad rutas bodega Sprint 03</w:t>
             </w:r>
@@ -2687,18 +3567,70 @@
         </w:tc>
         <w:tc>
           <w:tcPr>
-            <w:tcW w:w="1881" w:type="dxa"/>
+            <w:tcW w:w="1397" w:type="dxa"/>
             <w:shd w:val="clear" w:color="auto" w:fill="FFFFFF"/>
+            <w:vAlign w:val="center"/>
           </w:tcPr>
           <w:p>
             <w:pPr>
               <w:jc w:val="center"/>
-            </w:pPr>
-            <w:r>
-              <w:rPr>
-                <w:rFonts w:ascii="Calibri" w:hAnsi="Calibri"/>
-                <w:color w:val="000000"/>
-                <w:sz w:val="18"/>
+              <w:rPr>
+                <w:rFonts w:ascii="Calibri" w:hAnsi="Calibri"/>
+                <w:color w:val="000000"/>
+                <w:sz w:val="18"/>
+                <w:szCs w:val="18"/>
+              </w:rPr>
+            </w:pPr>
+            <w:r>
+              <w:rPr>
+                <w:sz w:val="18"/>
+                <w:szCs w:val="18"/>
+              </w:rPr>
+              <w:t>HT</w:t>
+            </w:r>
+          </w:p>
+        </w:tc>
+        <w:tc>
+          <w:tcPr>
+            <w:tcW w:w="587" w:type="dxa"/>
+            <w:shd w:val="clear" w:color="auto" w:fill="FFFFFF"/>
+            <w:vAlign w:val="center"/>
+          </w:tcPr>
+          <w:p>
+            <w:pPr>
+              <w:jc w:val="center"/>
+              <w:rPr>
+                <w:sz w:val="18"/>
+                <w:szCs w:val="18"/>
+              </w:rPr>
+            </w:pPr>
+            <w:r>
+              <w:rPr>
+                <w:sz w:val="18"/>
+                <w:szCs w:val="18"/>
+              </w:rPr>
+              <w:t>Bodega / Compatibilidad y RBAC</w:t>
+            </w:r>
+          </w:p>
+        </w:tc>
+        <w:tc>
+          <w:tcPr>
+            <w:tcW w:w="583" w:type="dxa"/>
+            <w:shd w:val="clear" w:color="auto" w:fill="FFFFFF"/>
+            <w:vAlign w:val="center"/>
+          </w:tcPr>
+          <w:p>
+            <w:pPr>
+              <w:jc w:val="center"/>
+              <w:rPr>
+                <w:sz w:val="18"/>
+                <w:szCs w:val="18"/>
+              </w:rPr>
+            </w:pPr>
+            <w:r>
+              <w:rPr>
+                <w:sz w:val="18"/>
+                <w:szCs w:val="18"/>
               </w:rPr>
               <w:t>5</w:t>
             </w:r>
@@ -2706,18 +3638,22 @@
         </w:tc>
         <w:tc>
           <w:tcPr>
-            <w:tcW w:w="1881" w:type="dxa"/>
-            <w:shd w:val="clear" w:color="auto" w:fill="FFFFFF"/>
+            <w:tcW w:w="1136" w:type="dxa"/>
+            <w:vAlign w:val="center"/>
           </w:tcPr>
           <w:p>
             <w:pPr>
               <w:jc w:val="center"/>
-            </w:pPr>
-            <w:r>
-              <w:rPr>
-                <w:rFonts w:ascii="Calibri" w:hAnsi="Calibri"/>
-                <w:color w:val="000000"/>
-                <w:sz w:val="18"/>
+              <w:rPr>
+                <w:b/>
+                <w:sz w:val="18"/>
+                <w:szCs w:val="18"/>
+              </w:rPr>
+            </w:pPr>
+            <w:r>
+              <w:rPr>
+                <w:sz w:val="18"/>
+                <w:szCs w:val="18"/>
               </w:rPr>
               <w:t>5</w:t>
             </w:r>
@@ -2725,114 +3661,55 @@
         </w:tc>
         <w:tc>
           <w:tcPr>
-            <w:tcW w:w="1881" w:type="dxa"/>
-            <w:shd w:val="clear" w:color="auto" w:fill="E2EFDA"/>
+            <w:tcW w:w="3386" w:type="dxa"/>
+            <w:shd w:val="clear" w:color="auto" w:fill="EAF1DD" w:themeFill="accent3" w:themeFillTint="33"/>
+            <w:vAlign w:val="center"/>
           </w:tcPr>
           <w:p>
             <w:pPr>
               <w:jc w:val="center"/>
-            </w:pPr>
-            <w:r>
-              <w:rPr>
-                <w:rFonts w:ascii="Calibri" w:hAnsi="Calibri"/>
-                <w:color w:val="000000"/>
-                <w:sz w:val="18"/>
+              <w:rPr>
+                <w:sz w:val="18"/>
+                <w:szCs w:val="18"/>
+              </w:rPr>
+            </w:pPr>
+            <w:r>
+              <w:rPr>
+                <w:sz w:val="18"/>
+                <w:szCs w:val="18"/>
               </w:rPr>
               <w:t>Completada</w:t>
             </w:r>
           </w:p>
         </w:tc>
-      </w:tr>
-      <w:tr>
-        <w:tc>
-          <w:tcPr>
-            <w:tcW w:w="1881" w:type="dxa"/>
-            <w:shd w:val="clear" w:color="auto" w:fill="D9E1F2"/>
+        <w:tc>
+          <w:tcPr>
+            <w:tcW w:w="516" w:type="dxa"/>
+            <w:shd w:val="clear" w:color="auto" w:fill="FFFFFF" w:themeFill="background1"/>
+            <w:vAlign w:val="center"/>
           </w:tcPr>
           <w:p>
             <w:pPr>
               <w:jc w:val="center"/>
-            </w:pPr>
-            <w:r>
-              <w:rPr>
-                <w:rFonts w:ascii="Calibri" w:hAnsi="Calibri"/>
-                <w:b/>
-                <w:color w:val="000000"/>
-                <w:sz w:val="18"/>
-              </w:rPr>
-              <w:t>TOTAL</w:t>
-            </w:r>
-          </w:p>
-        </w:tc>
-        <w:tc>
-          <w:tcPr>
-            <w:tcW w:w="1881" w:type="dxa"/>
-            <w:shd w:val="clear" w:color="auto" w:fill="D9E1F2"/>
-          </w:tcPr>
-          <w:p/>
-        </w:tc>
-        <w:tc>
-          <w:tcPr>
-            <w:tcW w:w="1881" w:type="dxa"/>
-            <w:shd w:val="clear" w:color="auto" w:fill="D9E1F2"/>
-          </w:tcPr>
-          <w:p>
-            <w:pPr>
-              <w:jc w:val="center"/>
-            </w:pPr>
-            <w:r>
-              <w:rPr>
-                <w:rFonts w:ascii="Calibri" w:hAnsi="Calibri"/>
-                <w:b/>
-                <w:color w:val="000000"/>
-                <w:sz w:val="18"/>
-              </w:rPr>
-              <w:t>44</w:t>
-            </w:r>
-          </w:p>
-        </w:tc>
-        <w:tc>
-          <w:tcPr>
-            <w:tcW w:w="1881" w:type="dxa"/>
-            <w:shd w:val="clear" w:color="auto" w:fill="D9E1F2"/>
-          </w:tcPr>
-          <w:p>
-            <w:pPr>
-              <w:jc w:val="center"/>
-            </w:pPr>
-            <w:r>
-              <w:rPr>
-                <w:rFonts w:ascii="Calibri" w:hAnsi="Calibri"/>
-                <w:b/>
-                <w:color w:val="000000"/>
-                <w:sz w:val="18"/>
-              </w:rPr>
-              <w:t>44</w:t>
-            </w:r>
-          </w:p>
-        </w:tc>
-        <w:tc>
-          <w:tcPr>
-            <w:tcW w:w="1881" w:type="dxa"/>
-            <w:shd w:val="clear" w:color="auto" w:fill="E2EFDA"/>
-          </w:tcPr>
-          <w:p>
-            <w:pPr>
-              <w:jc w:val="center"/>
-            </w:pPr>
-            <w:r>
-              <w:rPr>
-                <w:rFonts w:ascii="Calibri" w:hAnsi="Calibri"/>
-                <w:b/>
-                <w:color w:val="000000"/>
-                <w:sz w:val="18"/>
-              </w:rPr>
-              <w:t>6/6</w:t>
+              <w:rPr>
+                <w:rFonts w:ascii="Calibri" w:hAnsi="Calibri"/>
+                <w:color w:val="000000"/>
+                <w:sz w:val="18"/>
+                <w:szCs w:val="18"/>
+              </w:rPr>
+            </w:pPr>
+            <w:r>
+              <w:rPr>
+                <w:sz w:val="18"/>
+                <w:szCs w:val="18"/>
+              </w:rPr>
+              <w:t>Validación de compatibilidad de GET/POST /movimientos; mantenimiento del comportamiento de rutas de bodega del Sprint 03; control RBAC sin regresiones; Admin puede consultar movimientos y Residente no puede registrar movimientos libres si el rol no está autorizado.</w:t>
             </w:r>
           </w:p>
         </w:tc>
       </w:tr>
     </w:tbl>
+    <w:p/>
     <w:p>
       <w:pPr>
         <w:pStyle w:val="Ttulo1"/>
@@ -2844,37 +3721,6 @@
         <w:t>7. Verificación de compromisos del Sprint 07 (sección 8.3)</w:t>
       </w:r>
     </w:p>
-    <w:p>
-      <w:pPr>
-        <w:jc w:val="both"/>
-      </w:pPr>
-      <w:r>
-        <w:rPr>
-          <w:rFonts w:ascii="Calibri" w:hAnsi="Calibri"/>
-          <w:color w:val="000000"/>
-          <w:sz w:val="20"/>
-        </w:rPr>
-        <w:t xml:space="preserve">A </w:t>
-      </w:r>
-      <w:proofErr w:type="gramStart"/>
-      <w:r>
-        <w:rPr>
-          <w:rFonts w:ascii="Calibri" w:hAnsi="Calibri"/>
-          <w:color w:val="000000"/>
-          <w:sz w:val="20"/>
-        </w:rPr>
-        <w:t>continuación</w:t>
-      </w:r>
-      <w:proofErr w:type="gramEnd"/>
-      <w:r>
-        <w:rPr>
-          <w:rFonts w:ascii="Calibri" w:hAnsi="Calibri"/>
-          <w:color w:val="000000"/>
-          <w:sz w:val="20"/>
-        </w:rPr>
-        <w:t xml:space="preserve"> se verifica el cumplimiento de cada compromiso adquirido al cierre del Sprint 07 en su sección 8.3 (Acciones concretas para el siguiente sprint). Los compromisos diferidos se incorporan al backlog del Sprint 09.</w:t>
-      </w:r>
-    </w:p>
     <w:tbl>
       <w:tblPr>
         <w:tblStyle w:val="Tablaconcuadrcula"/>
@@ -2882,15 +3728,15 @@
         <w:tblLook w:val="04A0" w:firstRow="1" w:lastRow="0" w:firstColumn="1" w:lastColumn="0" w:noHBand="0" w:noVBand="1"/>
       </w:tblPr>
       <w:tblGrid>
-        <w:gridCol w:w="2319"/>
-        <w:gridCol w:w="2631"/>
-        <w:gridCol w:w="2330"/>
-        <w:gridCol w:w="2342"/>
+        <w:gridCol w:w="675"/>
+        <w:gridCol w:w="2835"/>
+        <w:gridCol w:w="1134"/>
+        <w:gridCol w:w="4978"/>
       </w:tblGrid>
       <w:tr>
         <w:tc>
           <w:tcPr>
-            <w:tcW w:w="2351" w:type="dxa"/>
+            <w:tcW w:w="675" w:type="dxa"/>
             <w:shd w:val="clear" w:color="auto" w:fill="1F3864"/>
           </w:tcPr>
           <w:p>
@@ -2910,7 +3756,7 @@
         </w:tc>
         <w:tc>
           <w:tcPr>
-            <w:tcW w:w="2351" w:type="dxa"/>
+            <w:tcW w:w="2835" w:type="dxa"/>
             <w:shd w:val="clear" w:color="auto" w:fill="1F3864"/>
           </w:tcPr>
           <w:p>
@@ -2930,7 +3776,7 @@
         </w:tc>
         <w:tc>
           <w:tcPr>
-            <w:tcW w:w="2351" w:type="dxa"/>
+            <w:tcW w:w="1134" w:type="dxa"/>
             <w:shd w:val="clear" w:color="auto" w:fill="1F3864"/>
           </w:tcPr>
           <w:p>
@@ -2950,7 +3796,7 @@
         </w:tc>
         <w:tc>
           <w:tcPr>
-            <w:tcW w:w="2351" w:type="dxa"/>
+            <w:tcW w:w="4978" w:type="dxa"/>
             <w:shd w:val="clear" w:color="auto" w:fill="1F3864"/>
           </w:tcPr>
           <w:p>
@@ -2972,7 +3818,7 @@
       <w:tr>
         <w:tc>
           <w:tcPr>
-            <w:tcW w:w="2351" w:type="dxa"/>
+            <w:tcW w:w="675" w:type="dxa"/>
             <w:shd w:val="clear" w:color="auto" w:fill="F2F2F2"/>
           </w:tcPr>
           <w:p>
@@ -2991,7 +3837,7 @@
         </w:tc>
         <w:tc>
           <w:tcPr>
-            <w:tcW w:w="2351" w:type="dxa"/>
+            <w:tcW w:w="2835" w:type="dxa"/>
             <w:shd w:val="clear" w:color="auto" w:fill="F2F2F2"/>
           </w:tcPr>
           <w:p>
@@ -3007,7 +3853,7 @@
         </w:tc>
         <w:tc>
           <w:tcPr>
-            <w:tcW w:w="2351" w:type="dxa"/>
+            <w:tcW w:w="1134" w:type="dxa"/>
             <w:shd w:val="clear" w:color="auto" w:fill="FCE4D6"/>
           </w:tcPr>
           <w:p>
@@ -3027,7 +3873,7 @@
         </w:tc>
         <w:tc>
           <w:tcPr>
-            <w:tcW w:w="2351" w:type="dxa"/>
+            <w:tcW w:w="4978" w:type="dxa"/>
             <w:shd w:val="clear" w:color="auto" w:fill="F2F2F2"/>
           </w:tcPr>
           <w:p>
@@ -3037,16 +3883,7 @@
                 <w:color w:val="000000"/>
                 <w:sz w:val="18"/>
               </w:rPr>
-              <w:t xml:space="preserve">Sprint 08 priorizó el cierre del módulo de Bodega (recepción transaccional), componente bloqueante </w:t>
-            </w:r>
-            <w:r>
-              <w:rPr>
-                <w:rFonts w:ascii="Calibri" w:hAnsi="Calibri"/>
-                <w:color w:val="000000"/>
-                <w:sz w:val="18"/>
-              </w:rPr>
-              <w:lastRenderedPageBreak/>
-              <w:t>para el flujo completo de compras. Reportes/Dashboard pasa a Sprint 09.</w:t>
+              <w:t>Sprint 08 priorizó el cierre del módulo de Bodega (recepción transaccional), componente bloqueante para el flujo completo de compras. Reportes/Dashboard pasa a Sprint 09.</w:t>
             </w:r>
           </w:p>
         </w:tc>
@@ -3054,7 +3891,7 @@
       <w:tr>
         <w:tc>
           <w:tcPr>
-            <w:tcW w:w="2351" w:type="dxa"/>
+            <w:tcW w:w="675" w:type="dxa"/>
             <w:shd w:val="clear" w:color="auto" w:fill="FFFFFF"/>
           </w:tcPr>
           <w:p>
@@ -3067,14 +3904,13 @@
                 <w:color w:val="000000"/>
                 <w:sz w:val="18"/>
               </w:rPr>
-              <w:lastRenderedPageBreak/>
               <w:t>2</w:t>
             </w:r>
           </w:p>
         </w:tc>
         <w:tc>
           <w:tcPr>
-            <w:tcW w:w="2351" w:type="dxa"/>
+            <w:tcW w:w="2835" w:type="dxa"/>
             <w:shd w:val="clear" w:color="auto" w:fill="FFFFFF"/>
           </w:tcPr>
           <w:p>
@@ -3090,7 +3926,7 @@
         </w:tc>
         <w:tc>
           <w:tcPr>
-            <w:tcW w:w="2351" w:type="dxa"/>
+            <w:tcW w:w="1134" w:type="dxa"/>
             <w:shd w:val="clear" w:color="auto" w:fill="FCE4D6"/>
           </w:tcPr>
           <w:p>
@@ -3110,7 +3946,7 @@
         </w:tc>
         <w:tc>
           <w:tcPr>
-            <w:tcW w:w="2351" w:type="dxa"/>
+            <w:tcW w:w="4978" w:type="dxa"/>
             <w:shd w:val="clear" w:color="auto" w:fill="FFFFFF"/>
           </w:tcPr>
           <w:p>
@@ -3128,7 +3964,7 @@
       <w:tr>
         <w:tc>
           <w:tcPr>
-            <w:tcW w:w="2351" w:type="dxa"/>
+            <w:tcW w:w="675" w:type="dxa"/>
             <w:shd w:val="clear" w:color="auto" w:fill="F2F2F2"/>
           </w:tcPr>
           <w:p>
@@ -3147,7 +3983,7 @@
         </w:tc>
         <w:tc>
           <w:tcPr>
-            <w:tcW w:w="2351" w:type="dxa"/>
+            <w:tcW w:w="2835" w:type="dxa"/>
             <w:shd w:val="clear" w:color="auto" w:fill="F2F2F2"/>
           </w:tcPr>
           <w:p>
@@ -3181,7 +4017,7 @@
         </w:tc>
         <w:tc>
           <w:tcPr>
-            <w:tcW w:w="2351" w:type="dxa"/>
+            <w:tcW w:w="1134" w:type="dxa"/>
             <w:shd w:val="clear" w:color="auto" w:fill="FFF2CC"/>
           </w:tcPr>
           <w:p>
@@ -3201,7 +4037,7 @@
         </w:tc>
         <w:tc>
           <w:tcPr>
-            <w:tcW w:w="2351" w:type="dxa"/>
+            <w:tcW w:w="4978" w:type="dxa"/>
             <w:shd w:val="clear" w:color="auto" w:fill="F2F2F2"/>
           </w:tcPr>
           <w:p>
@@ -3309,7 +4145,7 @@
       <w:tr>
         <w:tc>
           <w:tcPr>
-            <w:tcW w:w="2351" w:type="dxa"/>
+            <w:tcW w:w="675" w:type="dxa"/>
             <w:shd w:val="clear" w:color="auto" w:fill="FFFFFF"/>
           </w:tcPr>
           <w:p>
@@ -3328,7 +4164,7 @@
         </w:tc>
         <w:tc>
           <w:tcPr>
-            <w:tcW w:w="2351" w:type="dxa"/>
+            <w:tcW w:w="2835" w:type="dxa"/>
             <w:shd w:val="clear" w:color="auto" w:fill="FFFFFF"/>
           </w:tcPr>
           <w:p>
@@ -3362,7 +4198,7 @@
         </w:tc>
         <w:tc>
           <w:tcPr>
-            <w:tcW w:w="2351" w:type="dxa"/>
+            <w:tcW w:w="1134" w:type="dxa"/>
             <w:shd w:val="clear" w:color="auto" w:fill="E2EFDA"/>
           </w:tcPr>
           <w:p>
@@ -3382,7 +4218,7 @@
         </w:tc>
         <w:tc>
           <w:tcPr>
-            <w:tcW w:w="2351" w:type="dxa"/>
+            <w:tcW w:w="4978" w:type="dxa"/>
             <w:shd w:val="clear" w:color="auto" w:fill="FFFFFF"/>
           </w:tcPr>
           <w:p>
@@ -3418,7 +4254,7 @@
       <w:tr>
         <w:tc>
           <w:tcPr>
-            <w:tcW w:w="2351" w:type="dxa"/>
+            <w:tcW w:w="675" w:type="dxa"/>
             <w:shd w:val="clear" w:color="auto" w:fill="F2F2F2"/>
           </w:tcPr>
           <w:p>
@@ -3437,7 +4273,7 @@
         </w:tc>
         <w:tc>
           <w:tcPr>
-            <w:tcW w:w="2351" w:type="dxa"/>
+            <w:tcW w:w="2835" w:type="dxa"/>
             <w:shd w:val="clear" w:color="auto" w:fill="F2F2F2"/>
           </w:tcPr>
           <w:p>
@@ -3489,7 +4325,7 @@
         </w:tc>
         <w:tc>
           <w:tcPr>
-            <w:tcW w:w="2351" w:type="dxa"/>
+            <w:tcW w:w="1134" w:type="dxa"/>
             <w:shd w:val="clear" w:color="auto" w:fill="E2EFDA"/>
           </w:tcPr>
           <w:p>
@@ -3509,7 +4345,7 @@
         </w:tc>
         <w:tc>
           <w:tcPr>
-            <w:tcW w:w="2351" w:type="dxa"/>
+            <w:tcW w:w="4978" w:type="dxa"/>
             <w:shd w:val="clear" w:color="auto" w:fill="F2F2F2"/>
           </w:tcPr>
           <w:p>
@@ -3545,7 +4381,7 @@
       <w:tr>
         <w:tc>
           <w:tcPr>
-            <w:tcW w:w="2351" w:type="dxa"/>
+            <w:tcW w:w="675" w:type="dxa"/>
             <w:shd w:val="clear" w:color="auto" w:fill="FFFFFF"/>
           </w:tcPr>
           <w:p>
@@ -3564,7 +4400,7 @@
         </w:tc>
         <w:tc>
           <w:tcPr>
-            <w:tcW w:w="2351" w:type="dxa"/>
+            <w:tcW w:w="2835" w:type="dxa"/>
             <w:shd w:val="clear" w:color="auto" w:fill="FFFFFF"/>
           </w:tcPr>
           <w:p>
@@ -3580,7 +4416,7 @@
         </w:tc>
         <w:tc>
           <w:tcPr>
-            <w:tcW w:w="2351" w:type="dxa"/>
+            <w:tcW w:w="1134" w:type="dxa"/>
             <w:shd w:val="clear" w:color="auto" w:fill="E2EFDA"/>
           </w:tcPr>
           <w:p>
@@ -3600,7 +4436,7 @@
         </w:tc>
         <w:tc>
           <w:tcPr>
-            <w:tcW w:w="2351" w:type="dxa"/>
+            <w:tcW w:w="4978" w:type="dxa"/>
             <w:shd w:val="clear" w:color="auto" w:fill="FFFFFF"/>
           </w:tcPr>
           <w:p>
@@ -3798,6 +4634,7 @@
         <w:rPr>
           <w:rFonts w:ascii="Calibri" w:hAnsi="Calibri"/>
         </w:rPr>
+        <w:lastRenderedPageBreak/>
         <w:t>8. Retrospectiva: análisis por categorías</w:t>
       </w:r>
     </w:p>
@@ -3835,13 +4672,18 @@
                 <w:ilvl w:val="0"/>
                 <w:numId w:val="10"/>
               </w:numPr>
+              <w:rPr>
+                <w:sz w:val="24"/>
+                <w:szCs w:val="32"/>
+              </w:rPr>
             </w:pPr>
             <w:proofErr w:type="spellStart"/>
             <w:r>
               <w:rPr>
                 <w:rFonts w:ascii="Calibri" w:hAnsi="Calibri"/>
                 <w:color w:val="000000"/>
-                <w:sz w:val="18"/>
+                <w:sz w:val="24"/>
+                <w:szCs w:val="32"/>
               </w:rPr>
               <w:t>prisma.$transaction</w:t>
             </w:r>
@@ -3850,7 +4692,8 @@
               <w:rPr>
                 <w:rFonts w:ascii="Calibri" w:hAnsi="Calibri"/>
                 <w:color w:val="000000"/>
-                <w:sz w:val="18"/>
+                <w:sz w:val="24"/>
+                <w:szCs w:val="32"/>
               </w:rPr>
               <w:t xml:space="preserve"> encapsula todo el flujo de recepción: verificación APROBADO, validación de exceso, creación de movimientos, </w:t>
             </w:r>
@@ -3859,7 +4702,8 @@
               <w:rPr>
                 <w:rFonts w:ascii="Calibri" w:hAnsi="Calibri"/>
                 <w:color w:val="000000"/>
-                <w:sz w:val="18"/>
+                <w:sz w:val="24"/>
+                <w:szCs w:val="32"/>
               </w:rPr>
               <w:t>upsert</w:t>
             </w:r>
@@ -3868,7 +4712,8 @@
               <w:rPr>
                 <w:rFonts w:ascii="Calibri" w:hAnsi="Calibri"/>
                 <w:color w:val="000000"/>
-                <w:sz w:val="18"/>
+                <w:sz w:val="24"/>
+                <w:szCs w:val="32"/>
               </w:rPr>
               <w:t xml:space="preserve"> de inventario y </w:t>
             </w:r>
@@ -3877,7 +4722,8 @@
               <w:rPr>
                 <w:rFonts w:ascii="Calibri" w:hAnsi="Calibri"/>
                 <w:color w:val="000000"/>
-                <w:sz w:val="18"/>
+                <w:sz w:val="24"/>
+                <w:szCs w:val="32"/>
               </w:rPr>
               <w:t>audit_log</w:t>
             </w:r>
@@ -3886,7 +4732,8 @@
               <w:rPr>
                 <w:rFonts w:ascii="Calibri" w:hAnsi="Calibri"/>
                 <w:color w:val="000000"/>
-                <w:sz w:val="18"/>
+                <w:sz w:val="24"/>
+                <w:szCs w:val="32"/>
               </w:rPr>
               <w:t>. Ante cualquier falla el stock jamás queda en estado inconsistente.</w:t>
             </w:r>
@@ -3906,12 +4753,17 @@
                 <w:ilvl w:val="0"/>
                 <w:numId w:val="10"/>
               </w:numPr>
-            </w:pPr>
-            <w:r>
-              <w:rPr>
-                <w:rFonts w:ascii="Calibri" w:hAnsi="Calibri"/>
-                <w:color w:val="000000"/>
-                <w:sz w:val="18"/>
+              <w:rPr>
+                <w:sz w:val="24"/>
+                <w:szCs w:val="32"/>
+              </w:rPr>
+            </w:pPr>
+            <w:r>
+              <w:rPr>
+                <w:rFonts w:ascii="Calibri" w:hAnsi="Calibri"/>
+                <w:color w:val="000000"/>
+                <w:sz w:val="24"/>
+                <w:szCs w:val="32"/>
               </w:rPr>
               <w:t xml:space="preserve">Los tests del Grupo 5 (CP-186–CP-188) verifican la lógica transaccional sin necesitar BD activa, usando </w:t>
             </w:r>
@@ -3920,7 +4772,8 @@
               <w:rPr>
                 <w:rFonts w:ascii="Calibri" w:hAnsi="Calibri"/>
                 <w:color w:val="000000"/>
-                <w:sz w:val="18"/>
+                <w:sz w:val="24"/>
+                <w:szCs w:val="32"/>
               </w:rPr>
               <w:t>mocks</w:t>
             </w:r>
@@ -3929,7 +4782,8 @@
               <w:rPr>
                 <w:rFonts w:ascii="Calibri" w:hAnsi="Calibri"/>
                 <w:color w:val="000000"/>
-                <w:sz w:val="18"/>
+                <w:sz w:val="24"/>
+                <w:szCs w:val="32"/>
               </w:rPr>
               <w:t xml:space="preserve"> de Prisma.$transaction. Patrón replicable en futuros módulos transaccionales.</w:t>
             </w:r>
@@ -3949,12 +4803,17 @@
                 <w:ilvl w:val="0"/>
                 <w:numId w:val="10"/>
               </w:numPr>
-            </w:pPr>
-            <w:r>
-              <w:rPr>
-                <w:rFonts w:ascii="Calibri" w:hAnsi="Calibri"/>
-                <w:color w:val="000000"/>
-                <w:sz w:val="18"/>
+              <w:rPr>
+                <w:sz w:val="24"/>
+                <w:szCs w:val="32"/>
+              </w:rPr>
+            </w:pPr>
+            <w:r>
+              <w:rPr>
+                <w:rFonts w:ascii="Calibri" w:hAnsi="Calibri"/>
+                <w:color w:val="000000"/>
+                <w:sz w:val="24"/>
+                <w:szCs w:val="32"/>
               </w:rPr>
               <w:t xml:space="preserve">Los errores de negocio incluyen </w:t>
             </w:r>
@@ -3963,7 +4822,8 @@
               <w:rPr>
                 <w:rFonts w:ascii="Calibri" w:hAnsi="Calibri"/>
                 <w:color w:val="000000"/>
-                <w:sz w:val="18"/>
+                <w:sz w:val="24"/>
+                <w:szCs w:val="32"/>
               </w:rPr>
               <w:t>err.codigo</w:t>
             </w:r>
@@ -3972,7 +4832,8 @@
               <w:rPr>
                 <w:rFonts w:ascii="Calibri" w:hAnsi="Calibri"/>
                 <w:color w:val="000000"/>
-                <w:sz w:val="18"/>
+                <w:sz w:val="24"/>
+                <w:szCs w:val="32"/>
               </w:rPr>
               <w:t xml:space="preserve"> ('REQUERIMIENTO_NO_APROBADO', 'CANTIDAD_EXCEDE_REQUERIMIENTO') además del status HTTP, facilitando el consumo por el frontend sin interpretar mensajes de texto.</w:t>
             </w:r>
@@ -3992,12 +4853,17 @@
                 <w:ilvl w:val="0"/>
                 <w:numId w:val="10"/>
               </w:numPr>
-            </w:pPr>
-            <w:r>
-              <w:rPr>
-                <w:rFonts w:ascii="Calibri" w:hAnsi="Calibri"/>
-                <w:color w:val="000000"/>
-                <w:sz w:val="18"/>
+              <w:rPr>
+                <w:sz w:val="24"/>
+                <w:szCs w:val="32"/>
+              </w:rPr>
+            </w:pPr>
+            <w:r>
+              <w:rPr>
+                <w:rFonts w:ascii="Calibri" w:hAnsi="Calibri"/>
+                <w:color w:val="000000"/>
+                <w:sz w:val="24"/>
+                <w:szCs w:val="32"/>
               </w:rPr>
               <w:t>El Grupo 6 (CP-189–CP-193) verificó que las rutas de movimientos del Sprint 03 siguen operando correctamente con el RBAC y lógica originales.</w:t>
             </w:r>
@@ -4017,12 +4883,17 @@
                 <w:ilvl w:val="0"/>
                 <w:numId w:val="10"/>
               </w:numPr>
-            </w:pPr>
-            <w:r>
-              <w:rPr>
-                <w:rFonts w:ascii="Calibri" w:hAnsi="Calibri"/>
-                <w:color w:val="000000"/>
-                <w:sz w:val="18"/>
+              <w:rPr>
+                <w:sz w:val="24"/>
+                <w:szCs w:val="32"/>
+              </w:rPr>
+            </w:pPr>
+            <w:r>
+              <w:rPr>
+                <w:rFonts w:ascii="Calibri" w:hAnsi="Calibri"/>
+                <w:color w:val="000000"/>
+                <w:sz w:val="24"/>
+                <w:szCs w:val="32"/>
               </w:rPr>
               <w:t>El proyecto mantiene 193 pruebas automatizadas al 100% PASS a lo largo de todos los sprints (CP-001 a CP-193), sin ninguna regresión introducida.</w:t>
             </w:r>
@@ -4064,12 +4935,15 @@
                 <w:ilvl w:val="0"/>
                 <w:numId w:val="11"/>
               </w:numPr>
-            </w:pPr>
-            <w:r>
-              <w:rPr>
-                <w:rFonts w:ascii="Calibri" w:hAnsi="Calibri"/>
-                <w:color w:val="000000"/>
-                <w:sz w:val="18"/>
+              <w:rPr>
+                <w:szCs w:val="28"/>
+              </w:rPr>
+            </w:pPr>
+            <w:r>
+              <w:rPr>
+                <w:rFonts w:ascii="Calibri" w:hAnsi="Calibri"/>
+                <w:color w:val="000000"/>
+                <w:szCs w:val="28"/>
               </w:rPr>
               <w:t>El módulo de Reportes/Dashboard fue comprometido desde Sprint 05 y diferido en Sprint 06, 07 y 08. Debe priorizarse como ítem obligatorio en Sprint 09, sin posibilidad de nueva postergación.</w:t>
             </w:r>
@@ -4089,23 +4963,17 @@
                 <w:ilvl w:val="0"/>
                 <w:numId w:val="11"/>
               </w:numPr>
-            </w:pPr>
-            <w:r>
-              <w:rPr>
-                <w:rFonts w:ascii="Calibri" w:hAnsi="Calibri"/>
-                <w:color w:val="000000"/>
-                <w:sz w:val="18"/>
-              </w:rPr>
-              <w:t xml:space="preserve">La exportación de informes en xlsx lleva dos sprints diferida (06 y 08). Debe incluirse como tarea obligatoria en </w:t>
-            </w:r>
-            <w:r>
-              <w:rPr>
-                <w:rFonts w:ascii="Calibri" w:hAnsi="Calibri"/>
-                <w:color w:val="000000"/>
-                <w:sz w:val="18"/>
-              </w:rPr>
-              <w:lastRenderedPageBreak/>
-              <w:t>Sprint 09.</w:t>
+              <w:rPr>
+                <w:szCs w:val="28"/>
+              </w:rPr>
+            </w:pPr>
+            <w:r>
+              <w:rPr>
+                <w:rFonts w:ascii="Calibri" w:hAnsi="Calibri"/>
+                <w:color w:val="000000"/>
+                <w:szCs w:val="28"/>
+              </w:rPr>
+              <w:t>La exportación de informes en xlsx lleva dos sprints diferida (06 y 08). Debe incluirse como tarea obligatoria en Sprint 09.</w:t>
             </w:r>
           </w:p>
         </w:tc>
@@ -4123,14 +4991,16 @@
                 <w:ilvl w:val="0"/>
                 <w:numId w:val="11"/>
               </w:numPr>
-            </w:pPr>
-            <w:r>
-              <w:rPr>
-                <w:rFonts w:ascii="Calibri" w:hAnsi="Calibri"/>
-                <w:color w:val="000000"/>
-                <w:sz w:val="18"/>
-              </w:rPr>
-              <w:lastRenderedPageBreak/>
+              <w:rPr>
+                <w:szCs w:val="28"/>
+              </w:rPr>
+            </w:pPr>
+            <w:r>
+              <w:rPr>
+                <w:rFonts w:ascii="Calibri" w:hAnsi="Calibri"/>
+                <w:color w:val="000000"/>
+                <w:szCs w:val="28"/>
+              </w:rPr>
               <w:t xml:space="preserve">Los tests E2E de recepción (Grupo 1-3) degradan a 404/500 sin BD activa. La BD de test con datos sembrados permitiría validar el ciclo completo </w:t>
             </w:r>
             <w:proofErr w:type="spellStart"/>
@@ -4138,7 +5008,7 @@
               <w:rPr>
                 <w:rFonts w:ascii="Calibri" w:hAnsi="Calibri"/>
                 <w:color w:val="000000"/>
-                <w:sz w:val="18"/>
+                <w:szCs w:val="28"/>
               </w:rPr>
               <w:t>crear→aprobar→recepcionar</w:t>
             </w:r>
@@ -4147,7 +5017,7 @@
               <w:rPr>
                 <w:rFonts w:ascii="Calibri" w:hAnsi="Calibri"/>
                 <w:color w:val="000000"/>
-                <w:sz w:val="18"/>
+                <w:szCs w:val="28"/>
               </w:rPr>
               <w:t xml:space="preserve"> en entorno CI.</w:t>
             </w:r>
@@ -4167,12 +5037,15 @@
                 <w:ilvl w:val="0"/>
                 <w:numId w:val="11"/>
               </w:numPr>
-            </w:pPr>
-            <w:r>
-              <w:rPr>
-                <w:rFonts w:ascii="Calibri" w:hAnsi="Calibri"/>
-                <w:color w:val="000000"/>
-                <w:sz w:val="18"/>
+              <w:rPr>
+                <w:szCs w:val="28"/>
+              </w:rPr>
+            </w:pPr>
+            <w:r>
+              <w:rPr>
+                <w:rFonts w:ascii="Calibri" w:hAnsi="Calibri"/>
+                <w:color w:val="000000"/>
+                <w:szCs w:val="28"/>
               </w:rPr>
               <w:t xml:space="preserve">No existe actualmente una prueba E2E que cubra el ciclo completo: crear requerimiento → aprobar → </w:t>
             </w:r>
@@ -4181,7 +5054,7 @@
               <w:rPr>
                 <w:rFonts w:ascii="Calibri" w:hAnsi="Calibri"/>
                 <w:color w:val="000000"/>
-                <w:sz w:val="18"/>
+                <w:szCs w:val="28"/>
               </w:rPr>
               <w:t>recepcionar</w:t>
             </w:r>
@@ -4190,7 +5063,7 @@
               <w:rPr>
                 <w:rFonts w:ascii="Calibri" w:hAnsi="Calibri"/>
                 <w:color w:val="000000"/>
-                <w:sz w:val="18"/>
+                <w:szCs w:val="28"/>
               </w:rPr>
               <w:t xml:space="preserve"> en bodega. Debe implementarse en Sprint 09 junto con la BD de </w:t>
             </w:r>
@@ -4199,7 +5072,7 @@
               <w:rPr>
                 <w:rFonts w:ascii="Calibri" w:hAnsi="Calibri"/>
                 <w:color w:val="000000"/>
-                <w:sz w:val="18"/>
+                <w:szCs w:val="28"/>
               </w:rPr>
               <w:t>seed</w:t>
             </w:r>
@@ -4208,7 +5081,7 @@
               <w:rPr>
                 <w:rFonts w:ascii="Calibri" w:hAnsi="Calibri"/>
                 <w:color w:val="000000"/>
-                <w:sz w:val="18"/>
+                <w:szCs w:val="28"/>
               </w:rPr>
               <w:t>.</w:t>
             </w:r>
@@ -4250,12 +5123,15 @@
                 <w:ilvl w:val="0"/>
                 <w:numId w:val="12"/>
               </w:numPr>
-            </w:pPr>
-            <w:r>
-              <w:rPr>
-                <w:rFonts w:ascii="Calibri" w:hAnsi="Calibri"/>
-                <w:color w:val="000000"/>
-                <w:sz w:val="18"/>
+              <w:rPr>
+                <w:szCs w:val="28"/>
+              </w:rPr>
+            </w:pPr>
+            <w:r>
+              <w:rPr>
+                <w:rFonts w:ascii="Calibri" w:hAnsi="Calibri"/>
+                <w:color w:val="000000"/>
+                <w:szCs w:val="28"/>
               </w:rPr>
               <w:t>Implementar el módulo de Reportes y Dashboard consolidado (compromiso OBLIGATORIO, diferido 3 veces desde Sprint 05).</w:t>
             </w:r>
@@ -4275,12 +5151,15 @@
                 <w:ilvl w:val="0"/>
                 <w:numId w:val="12"/>
               </w:numPr>
-            </w:pPr>
-            <w:r>
-              <w:rPr>
-                <w:rFonts w:ascii="Calibri" w:hAnsi="Calibri"/>
-                <w:color w:val="000000"/>
-                <w:sz w:val="18"/>
+              <w:rPr>
+                <w:szCs w:val="28"/>
+              </w:rPr>
+            </w:pPr>
+            <w:r>
+              <w:rPr>
+                <w:rFonts w:ascii="Calibri" w:hAnsi="Calibri"/>
+                <w:color w:val="000000"/>
+                <w:szCs w:val="28"/>
               </w:rPr>
               <w:t>Implementar exportación de informes en formato Excel (xlsx) (diferido 2 veces desde Sprint 06).</w:t>
             </w:r>
@@ -4300,12 +5179,15 @@
                 <w:ilvl w:val="0"/>
                 <w:numId w:val="12"/>
               </w:numPr>
-            </w:pPr>
-            <w:r>
-              <w:rPr>
-                <w:rFonts w:ascii="Calibri" w:hAnsi="Calibri"/>
-                <w:color w:val="000000"/>
-                <w:sz w:val="18"/>
+              <w:rPr>
+                <w:szCs w:val="28"/>
+              </w:rPr>
+            </w:pPr>
+            <w:r>
+              <w:rPr>
+                <w:rFonts w:ascii="Calibri" w:hAnsi="Calibri"/>
+                <w:color w:val="000000"/>
+                <w:szCs w:val="28"/>
               </w:rPr>
               <w:t xml:space="preserve">Implementar BD de pruebas con </w:t>
             </w:r>
@@ -4314,7 +5196,7 @@
               <w:rPr>
                 <w:rFonts w:ascii="Calibri" w:hAnsi="Calibri"/>
                 <w:color w:val="000000"/>
-                <w:sz w:val="18"/>
+                <w:szCs w:val="28"/>
               </w:rPr>
               <w:t>seed</w:t>
             </w:r>
@@ -4323,7 +5205,7 @@
               <w:rPr>
                 <w:rFonts w:ascii="Calibri" w:hAnsi="Calibri"/>
                 <w:color w:val="000000"/>
-                <w:sz w:val="18"/>
+                <w:szCs w:val="28"/>
               </w:rPr>
               <w:t xml:space="preserve"> data completo para habilitar ciclos E2E sin </w:t>
             </w:r>
@@ -4332,7 +5214,7 @@
               <w:rPr>
                 <w:rFonts w:ascii="Calibri" w:hAnsi="Calibri"/>
                 <w:color w:val="000000"/>
-                <w:sz w:val="18"/>
+                <w:szCs w:val="28"/>
               </w:rPr>
               <w:t>mocks</w:t>
             </w:r>
@@ -4341,7 +5223,7 @@
               <w:rPr>
                 <w:rFonts w:ascii="Calibri" w:hAnsi="Calibri"/>
                 <w:color w:val="000000"/>
-                <w:sz w:val="18"/>
+                <w:szCs w:val="28"/>
               </w:rPr>
               <w:t>.</w:t>
             </w:r>
@@ -4361,12 +5243,15 @@
                 <w:ilvl w:val="0"/>
                 <w:numId w:val="12"/>
               </w:numPr>
-            </w:pPr>
-            <w:r>
-              <w:rPr>
-                <w:rFonts w:ascii="Calibri" w:hAnsi="Calibri"/>
-                <w:color w:val="000000"/>
-                <w:sz w:val="18"/>
+              <w:rPr>
+                <w:szCs w:val="28"/>
+              </w:rPr>
+            </w:pPr>
+            <w:r>
+              <w:rPr>
+                <w:rFonts w:ascii="Calibri" w:hAnsi="Calibri"/>
+                <w:color w:val="000000"/>
+                <w:szCs w:val="28"/>
               </w:rPr>
               <w:t xml:space="preserve">Implementar prueba E2E del ciclo completo: crear requerimiento → aprobar → </w:t>
             </w:r>
@@ -4375,7 +5260,7 @@
               <w:rPr>
                 <w:rFonts w:ascii="Calibri" w:hAnsi="Calibri"/>
                 <w:color w:val="000000"/>
-                <w:sz w:val="18"/>
+                <w:szCs w:val="28"/>
               </w:rPr>
               <w:t>recepcionar</w:t>
             </w:r>
@@ -4384,7 +5269,7 @@
               <w:rPr>
                 <w:rFonts w:ascii="Calibri" w:hAnsi="Calibri"/>
                 <w:color w:val="000000"/>
-                <w:sz w:val="18"/>
+                <w:szCs w:val="28"/>
               </w:rPr>
               <w:t xml:space="preserve"> en bodega.</w:t>
             </w:r>
@@ -4404,12 +5289,15 @@
                 <w:ilvl w:val="0"/>
                 <w:numId w:val="12"/>
               </w:numPr>
-            </w:pPr>
-            <w:r>
-              <w:rPr>
-                <w:rFonts w:ascii="Calibri" w:hAnsi="Calibri"/>
-                <w:color w:val="000000"/>
-                <w:sz w:val="18"/>
+              <w:rPr>
+                <w:szCs w:val="28"/>
+              </w:rPr>
+            </w:pPr>
+            <w:r>
+              <w:rPr>
+                <w:rFonts w:ascii="Calibri" w:hAnsi="Calibri"/>
+                <w:color w:val="000000"/>
+                <w:szCs w:val="28"/>
               </w:rPr>
               <w:t>Mantener cobertura de pruebas automatizadas &gt;= 100% PASS en suite acumulada.</w:t>
             </w:r>
@@ -4429,12 +5317,15 @@
                 <w:ilvl w:val="0"/>
                 <w:numId w:val="12"/>
               </w:numPr>
-            </w:pPr>
-            <w:r>
-              <w:rPr>
-                <w:rFonts w:ascii="Calibri" w:hAnsi="Calibri"/>
-                <w:color w:val="000000"/>
-                <w:sz w:val="18"/>
+              <w:rPr>
+                <w:szCs w:val="28"/>
+              </w:rPr>
+            </w:pPr>
+            <w:r>
+              <w:rPr>
+                <w:rFonts w:ascii="Calibri" w:hAnsi="Calibri"/>
+                <w:color w:val="000000"/>
+                <w:szCs w:val="28"/>
               </w:rPr>
               <w:t>Documentar el flujo transaccional de bodega (</w:t>
             </w:r>
@@ -4443,7 +5334,7 @@
               <w:rPr>
                 <w:rFonts w:ascii="Calibri" w:hAnsi="Calibri"/>
                 <w:color w:val="000000"/>
-                <w:sz w:val="18"/>
+                <w:szCs w:val="28"/>
               </w:rPr>
               <w:t>recepcionarMateriales</w:t>
             </w:r>
@@ -4452,7 +5343,7 @@
               <w:rPr>
                 <w:rFonts w:ascii="Calibri" w:hAnsi="Calibri"/>
                 <w:color w:val="000000"/>
-                <w:sz w:val="18"/>
+                <w:szCs w:val="28"/>
               </w:rPr>
               <w:t>) en la arquitectura del sistema.</w:t>
             </w:r>
@@ -4877,6 +5768,7 @@
                 <w:color w:val="000000"/>
                 <w:sz w:val="18"/>
               </w:rPr>
+              <w:lastRenderedPageBreak/>
               <w:t>% Cumplimiento del backlog</w:t>
             </w:r>
           </w:p>
@@ -6109,42 +7001,22 @@
                 <w:color w:val="000000"/>
                 <w:sz w:val="20"/>
               </w:rPr>
-              <w:t xml:space="preserve">Logro principal del </w:t>
-            </w:r>
-            <w:r>
-              <w:rPr>
-                <w:rFonts w:ascii="Calibri" w:hAnsi="Calibri"/>
-                <w:b/>
+              <w:t>Logro principal del sprint</w:t>
+            </w:r>
+          </w:p>
+        </w:tc>
+        <w:tc>
+          <w:tcPr>
+            <w:tcW w:w="7387" w:type="dxa"/>
+          </w:tcPr>
+          <w:p>
+            <w:r>
+              <w:rPr>
+                <w:rFonts w:ascii="Calibri" w:hAnsi="Calibri"/>
                 <w:color w:val="000000"/>
                 <w:sz w:val="20"/>
               </w:rPr>
-              <w:lastRenderedPageBreak/>
-              <w:t>sprint</w:t>
-            </w:r>
-          </w:p>
-        </w:tc>
-        <w:tc>
-          <w:tcPr>
-            <w:tcW w:w="7387" w:type="dxa"/>
-          </w:tcPr>
-          <w:p>
-            <w:r>
-              <w:rPr>
-                <w:rFonts w:ascii="Calibri" w:hAnsi="Calibri"/>
-                <w:color w:val="000000"/>
-                <w:sz w:val="20"/>
-              </w:rPr>
-              <w:lastRenderedPageBreak/>
-              <w:t xml:space="preserve">Sprint 08 completado al 100%: módulo de bodega con recepción transaccional atómica </w:t>
-            </w:r>
-            <w:r>
-              <w:rPr>
-                <w:rFonts w:ascii="Calibri" w:hAnsi="Calibri"/>
-                <w:color w:val="000000"/>
-                <w:sz w:val="20"/>
-              </w:rPr>
-              <w:lastRenderedPageBreak/>
-              <w:t>(</w:t>
+              <w:t>Sprint 08 completado al 100%: módulo de bodega con recepción transaccional atómica (</w:t>
             </w:r>
             <w:proofErr w:type="spellStart"/>
             <w:r>
@@ -6181,7 +7053,6 @@
                 <w:color w:val="000000"/>
                 <w:sz w:val="20"/>
               </w:rPr>
-              <w:lastRenderedPageBreak/>
               <w:t>Estado del producto al cierre</w:t>
             </w:r>
           </w:p>
@@ -6683,6 +7554,7 @@
                 <w:color w:val="000000"/>
                 <w:sz w:val="18"/>
               </w:rPr>
+              <w:lastRenderedPageBreak/>
               <w:t>Sprint_08_Informe_Pruebas_ICARO.docx</w:t>
             </w:r>
           </w:p>
@@ -8538,7 +9410,7 @@
     <w:uiPriority w:val="9"/>
     <w:unhideWhenUsed/>
     <w:qFormat/>
-    <w:rsid w:val="00FC693F"/>
+    <w:rsid w:val="002745C6"/>
     <w:pPr>
       <w:keepNext/>
       <w:keepLines/>
@@ -8549,8 +9421,6 @@
       <w:rFonts w:asciiTheme="majorHAnsi" w:eastAsiaTheme="majorEastAsia" w:hAnsiTheme="majorHAnsi" w:cstheme="majorBidi"/>
       <w:b/>
       <w:bCs/>
-      <w:color w:val="4F81BD" w:themeColor="accent1"/>
-      <w:sz w:val="26"/>
       <w:szCs w:val="26"/>
     </w:rPr>
   </w:style>
@@ -8719,7 +9589,6 @@
   <w:style w:type="character" w:default="1" w:styleId="Fuentedeprrafopredeter">
     <w:name w:val="Default Paragraph Font"/>
     <w:uiPriority w:val="1"/>
-    <w:semiHidden/>
     <w:unhideWhenUsed/>
   </w:style>
   <w:style w:type="table" w:default="1" w:styleId="Tablanormal">
@@ -8814,14 +9683,13 @@
     <w:basedOn w:val="Fuentedeprrafopredeter"/>
     <w:link w:val="Ttulo2"/>
     <w:uiPriority w:val="9"/>
-    <w:rsid w:val="00FC693F"/>
+    <w:rsid w:val="002745C6"/>
     <w:rPr>
       <w:rFonts w:asciiTheme="majorHAnsi" w:eastAsiaTheme="majorEastAsia" w:hAnsiTheme="majorHAnsi" w:cstheme="majorBidi"/>
       <w:b/>
       <w:bCs/>
-      <w:color w:val="4F81BD" w:themeColor="accent1"/>
-      <w:sz w:val="26"/>
       <w:szCs w:val="26"/>
+      <w:lang w:val="es-EC"/>
     </w:rPr>
   </w:style>
   <w:style w:type="character" w:customStyle="1" w:styleId="Ttulo3Car">
@@ -19568,6 +20436,19 @@
       </w:tcPr>
     </w:tblStylePr>
   </w:style>
+  <w:style w:type="character" w:styleId="CdigoHTML">
+    <w:name w:val="HTML Code"/>
+    <w:basedOn w:val="Fuentedeprrafopredeter"/>
+    <w:uiPriority w:val="99"/>
+    <w:semiHidden/>
+    <w:unhideWhenUsed/>
+    <w:rsid w:val="009439ED"/>
+    <w:rPr>
+      <w:rFonts w:ascii="Courier New" w:eastAsia="Times New Roman" w:hAnsi="Courier New" w:cs="Courier New"/>
+      <w:sz w:val="20"/>
+      <w:szCs w:val="20"/>
+    </w:rPr>
+  </w:style>
 </w:styles>
 </file>
 

--- a/Documentos Base/Sprint 8 documentacion/Sprint_08_Retrospectiva_ICARO_V2.docx
+++ b/Documentos Base/Sprint 8 documentacion/Sprint_08_Retrospectiva_ICARO_V2.docx
@@ -5010,7 +5010,39 @@
                 <w:color w:val="000000"/>
                 <w:szCs w:val="28"/>
               </w:rPr>
-              <w:t>crear→aprobar→recepcionar</w:t>
+              <w:t>crear</w:t>
+            </w:r>
+            <w:r>
+              <w:rPr>
+                <w:rFonts w:ascii="Calibri" w:hAnsi="Calibri"/>
+                <w:color w:val="000000"/>
+                <w:szCs w:val="28"/>
+              </w:rPr>
+              <w:t>,</w:t>
+            </w:r>
+            <w:r>
+              <w:rPr>
+                <w:rFonts w:ascii="Calibri" w:hAnsi="Calibri"/>
+                <w:color w:val="000000"/>
+                <w:szCs w:val="28"/>
+              </w:rPr>
+              <w:t>aprobar</w:t>
+            </w:r>
+            <w:r>
+              <w:rPr>
+                <w:rFonts w:ascii="Calibri" w:hAnsi="Calibri"/>
+                <w:color w:val="000000"/>
+                <w:szCs w:val="28"/>
+              </w:rPr>
+              <w:t>,</w:t>
+            </w:r>
+            <w:r>
+              <w:rPr>
+                <w:rFonts w:ascii="Calibri" w:hAnsi="Calibri"/>
+                <w:color w:val="000000"/>
+                <w:szCs w:val="28"/>
+              </w:rPr>
+              <w:t>recepcionar</w:t>
             </w:r>
             <w:proofErr w:type="spellEnd"/>
             <w:r>
@@ -5047,7 +5079,39 @@
                 <w:color w:val="000000"/>
                 <w:szCs w:val="28"/>
               </w:rPr>
-              <w:t xml:space="preserve">No existe actualmente una prueba E2E que cubra el ciclo completo: crear requerimiento → aprobar → </w:t>
+              <w:t xml:space="preserve">No existe actualmente una prueba E2E que cubra el ciclo completo: crear requerimiento </w:t>
+            </w:r>
+            <w:r>
+              <w:rPr>
+                <w:rFonts w:ascii="Calibri" w:hAnsi="Calibri"/>
+                <w:color w:val="000000"/>
+                <w:szCs w:val="28"/>
+              </w:rPr>
+              <w:t>,</w:t>
+            </w:r>
+            <w:r>
+              <w:rPr>
+                <w:rFonts w:ascii="Calibri" w:hAnsi="Calibri"/>
+                <w:color w:val="000000"/>
+                <w:szCs w:val="28"/>
+              </w:rPr>
+              <w:t xml:space="preserve"> aprobar </w:t>
+            </w:r>
+            <w:r>
+              <w:rPr>
+                <w:rFonts w:ascii="Calibri" w:hAnsi="Calibri"/>
+                <w:color w:val="000000"/>
+                <w:szCs w:val="28"/>
+              </w:rPr>
+              <w:t>,</w:t>
+            </w:r>
+            <w:r>
+              <w:rPr>
+                <w:rFonts w:ascii="Calibri" w:hAnsi="Calibri"/>
+                <w:color w:val="000000"/>
+                <w:szCs w:val="28"/>
+              </w:rPr>
+              <w:t xml:space="preserve"> </w:t>
             </w:r>
             <w:proofErr w:type="spellStart"/>
             <w:r>
@@ -5253,7 +5317,39 @@
                 <w:color w:val="000000"/>
                 <w:szCs w:val="28"/>
               </w:rPr>
-              <w:t xml:space="preserve">Implementar prueba E2E del ciclo completo: crear requerimiento → aprobar → </w:t>
+              <w:t xml:space="preserve">Implementar prueba E2E del ciclo completo: crear requerimiento </w:t>
+            </w:r>
+            <w:r>
+              <w:rPr>
+                <w:rFonts w:ascii="Calibri" w:hAnsi="Calibri"/>
+                <w:color w:val="000000"/>
+                <w:szCs w:val="28"/>
+              </w:rPr>
+              <w:t>,</w:t>
+            </w:r>
+            <w:r>
+              <w:rPr>
+                <w:rFonts w:ascii="Calibri" w:hAnsi="Calibri"/>
+                <w:color w:val="000000"/>
+                <w:szCs w:val="28"/>
+              </w:rPr>
+              <w:t xml:space="preserve"> aprobar </w:t>
+            </w:r>
+            <w:r>
+              <w:rPr>
+                <w:rFonts w:ascii="Calibri" w:hAnsi="Calibri"/>
+                <w:color w:val="000000"/>
+                <w:szCs w:val="28"/>
+              </w:rPr>
+              <w:t>,</w:t>
+            </w:r>
+            <w:r>
+              <w:rPr>
+                <w:rFonts w:ascii="Calibri" w:hAnsi="Calibri"/>
+                <w:color w:val="000000"/>
+                <w:szCs w:val="28"/>
+              </w:rPr>
+              <w:t xml:space="preserve"> </w:t>
             </w:r>
             <w:proofErr w:type="spellStart"/>
             <w:r>
@@ -5768,7 +5864,6 @@
                 <w:color w:val="000000"/>
                 <w:sz w:val="18"/>
               </w:rPr>
-              <w:lastRenderedPageBreak/>
               <w:t>% Cumplimiento del backlog</w:t>
             </w:r>
           </w:p>
@@ -5877,6 +5972,7 @@
                 <w:color w:val="000000"/>
                 <w:sz w:val="18"/>
               </w:rPr>
+              <w:lastRenderedPageBreak/>
               <w:t>N° módulos con cobertura &gt;= 80%</w:t>
             </w:r>
           </w:p>
@@ -6777,7 +6873,39 @@
                 <w:color w:val="000000"/>
                 <w:szCs w:val="28"/>
               </w:rPr>
-              <w:t xml:space="preserve">Implementar prueba E2E: crear requerimiento → aprobar → </w:t>
+              <w:t xml:space="preserve">Implementar prueba E2E: crear requerimiento </w:t>
+            </w:r>
+            <w:r>
+              <w:rPr>
+                <w:rFonts w:ascii="Calibri" w:hAnsi="Calibri" w:cs="Calibri"/>
+                <w:color w:val="000000"/>
+                <w:szCs w:val="28"/>
+              </w:rPr>
+              <w:t>,</w:t>
+            </w:r>
+            <w:r>
+              <w:rPr>
+                <w:rFonts w:ascii="Calibri" w:hAnsi="Calibri" w:cs="Calibri"/>
+                <w:color w:val="000000"/>
+                <w:szCs w:val="28"/>
+              </w:rPr>
+              <w:t xml:space="preserve"> aprobar </w:t>
+            </w:r>
+            <w:r>
+              <w:rPr>
+                <w:rFonts w:ascii="Calibri" w:hAnsi="Calibri" w:cs="Calibri"/>
+                <w:color w:val="000000"/>
+                <w:szCs w:val="28"/>
+              </w:rPr>
+              <w:t>,</w:t>
+            </w:r>
+            <w:r>
+              <w:rPr>
+                <w:rFonts w:ascii="Calibri" w:hAnsi="Calibri" w:cs="Calibri"/>
+                <w:color w:val="000000"/>
+                <w:szCs w:val="28"/>
+              </w:rPr>
+              <w:t xml:space="preserve"> </w:t>
             </w:r>
             <w:proofErr w:type="spellStart"/>
             <w:r>
@@ -7068,7 +7196,23 @@
                 <w:color w:val="000000"/>
                 <w:sz w:val="20"/>
               </w:rPr>
-              <w:t>El sistema cuenta con: autenticación JWT, CRUD usuarios/proyectos, avances, materiales/bodega (recepción transaccional + inventario), requerimientos de compra con ciclo completo aprobación (EN_REVISION→APROBADO/</w:t>
+              <w:t>El sistema cuenta con: autenticación JWT, CRUD usuarios/proyectos, avances, materiales/bodega (recepción transaccional + inventario), requerimientos de compra con ciclo completo aprobación (EN_REVISION</w:t>
+            </w:r>
+            <w:r>
+              <w:rPr>
+                <w:rFonts w:ascii="Calibri" w:hAnsi="Calibri"/>
+                <w:color w:val="000000"/>
+                <w:sz w:val="20"/>
+              </w:rPr>
+              <w:t>,</w:t>
+            </w:r>
+            <w:r>
+              <w:rPr>
+                <w:rFonts w:ascii="Calibri" w:hAnsi="Calibri"/>
+                <w:color w:val="000000"/>
+                <w:sz w:val="20"/>
+              </w:rPr>
+              <w:t>APROBADO/</w:t>
             </w:r>
             <w:proofErr w:type="spellStart"/>
             <w:r>
@@ -7077,7 +7221,23 @@
                 <w:color w:val="000000"/>
                 <w:sz w:val="20"/>
               </w:rPr>
-              <w:t>RECHAZADO→Recepcionado</w:t>
+              <w:t>RECHAZADO</w:t>
+            </w:r>
+            <w:r>
+              <w:rPr>
+                <w:rFonts w:ascii="Calibri" w:hAnsi="Calibri"/>
+                <w:color w:val="000000"/>
+                <w:sz w:val="20"/>
+              </w:rPr>
+              <w:t>,</w:t>
+            </w:r>
+            <w:r>
+              <w:rPr>
+                <w:rFonts w:ascii="Calibri" w:hAnsi="Calibri"/>
+                <w:color w:val="000000"/>
+                <w:sz w:val="20"/>
+              </w:rPr>
+              <w:t>Recepcionado</w:t>
             </w:r>
             <w:proofErr w:type="spellEnd"/>
             <w:r>
@@ -7554,7 +7714,6 @@
                 <w:color w:val="000000"/>
                 <w:sz w:val="18"/>
               </w:rPr>
-              <w:lastRenderedPageBreak/>
               <w:t>Sprint_08_Informe_Pruebas_ICARO.docx</w:t>
             </w:r>
           </w:p>
@@ -7617,7 +7776,16 @@
                 <w:color w:val="000000"/>
                 <w:sz w:val="18"/>
               </w:rPr>
-              <w:t xml:space="preserve"> (CP-169–CP-193) al 100% PASS: Recepción, Bloqueos, Inventario, </w:t>
+              <w:t xml:space="preserve"> (CP-169–CP-193) al 100% PASS: Recepción, Bloqueos, </w:t>
+            </w:r>
+            <w:r>
+              <w:rPr>
+                <w:rFonts w:ascii="Calibri" w:hAnsi="Calibri"/>
+                <w:color w:val="000000"/>
+                <w:sz w:val="18"/>
+              </w:rPr>
+              <w:lastRenderedPageBreak/>
+              <w:t xml:space="preserve">Inventario, </w:t>
             </w:r>
             <w:proofErr w:type="spellStart"/>
             <w:r>
@@ -7656,6 +7824,7 @@
                 <w:color w:val="000000"/>
                 <w:sz w:val="18"/>
               </w:rPr>
+              <w:lastRenderedPageBreak/>
               <w:t>Sección 5 (DoD), Sección 8 (Categorías), Sección 9 (Métricas)</w:t>
             </w:r>
           </w:p>
@@ -7670,6 +7839,7 @@
         <w:rPr>
           <w:rFonts w:ascii="Calibri" w:hAnsi="Calibri"/>
         </w:rPr>
+        <w:lastRenderedPageBreak/>
         <w:t>Glosario de Siglas</w:t>
       </w:r>
     </w:p>
@@ -9589,6 +9759,7 @@
   <w:style w:type="character" w:default="1" w:styleId="Fuentedeprrafopredeter">
     <w:name w:val="Default Paragraph Font"/>
     <w:uiPriority w:val="1"/>
+    <w:semiHidden/>
     <w:unhideWhenUsed/>
   </w:style>
   <w:style w:type="table" w:default="1" w:styleId="Tablanormal">
